--- a/DAY_31 Power Transformer  Box - Cox Transform  Yeo - Johnson Transform/Power Transformer Hand Written Notes.docx
+++ b/DAY_31 Power Transformer  Box - Cox Transform  Yeo - Johnson Transform/Power Transformer Hand Written Notes.docx
@@ -439,178 +439,131 @@
           <w:lang w:val="en-US"/>
         </w:rPr>
         <w:lastRenderedPageBreak/>
-        <w:t>The exponent here is a variable called lambda (A) that</w:t>
-      </w:r>
-      <w:r>
-        <w:rPr>
-          <w:rFonts w:ascii="Patrick Hand" w:hAnsi="Patrick Hand"/>
+        <w:t>The exponent here is a variable called lambda (A) that varies over the range of -5 to 5, and in the process of searching, we examine all values of A. Finally, we choose the optimal value (resulting in the best approximation to a normal distribution) for your variable.</w:t>
+      </w:r>
+    </w:p>
+    <w:p>
+      <w:pPr>
+        <w:rPr>
+          <w:rFonts w:ascii="Patrick Hand" w:hAnsi="Patrick Hand"/>
+          <w:b/>
+          <w:bCs/>
+          <w:color w:val="EE0000"/>
+          <w:lang w:val="en-US"/>
+        </w:rPr>
+      </w:pPr>
+    </w:p>
+    <w:p>
+      <w:pPr>
+        <w:rPr>
+          <w:rFonts w:ascii="Patrick Hand" w:hAnsi="Patrick Hand"/>
+          <w:b/>
+          <w:bCs/>
+          <w:color w:val="EE0000"/>
+          <w:highlight w:val="yellow"/>
+          <w:lang w:val="en-US"/>
+        </w:rPr>
+      </w:pPr>
+      <w:r>
+        <w:rPr>
+          <w:rFonts w:ascii="Patrick Hand" w:hAnsi="Patrick Hand"/>
+          <w:b/>
+          <w:bCs/>
+          <w:color w:val="EE0000"/>
+          <w:highlight w:val="yellow"/>
+          <w:lang w:val="en-US"/>
+        </w:rPr>
+        <w:t>Box cox is only applicable to only numbers are greater than 0.</w:t>
+      </w:r>
+    </w:p>
+    <w:p>
+      <w:pPr>
+        <w:rPr>
+          <w:rFonts w:ascii="Patrick Hand" w:hAnsi="Patrick Hand"/>
+          <w:b/>
+          <w:bCs/>
+          <w:color w:val="EE0000"/>
+          <w:highlight w:val="yellow"/>
+          <w:lang w:val="en-US"/>
+        </w:rPr>
+      </w:pPr>
+      <w:r>
+        <w:rPr>
+          <w:rFonts w:ascii="Patrick Hand" w:hAnsi="Patrick Hand"/>
+          <w:b/>
+          <w:bCs/>
+          <w:color w:val="EE0000"/>
+          <w:highlight w:val="yellow"/>
+          <w:lang w:val="en-US"/>
+        </w:rPr>
+        <w:t>N &gt; 0.</w:t>
+      </w:r>
+    </w:p>
+    <w:p>
+      <w:pPr>
+        <w:rPr>
+          <w:rFonts w:ascii="Patrick Hand" w:hAnsi="Patrick Hand"/>
+          <w:b/>
+          <w:bCs/>
+          <w:color w:val="EE0000"/>
+          <w:highlight w:val="yellow"/>
+          <w:lang w:val="en-US"/>
+        </w:rPr>
+      </w:pPr>
+    </w:p>
+    <w:p>
+      <w:pPr>
+        <w:rPr>
+          <w:rFonts w:ascii="Patrick Hand" w:hAnsi="Patrick Hand"/>
+          <w:b/>
+          <w:bCs/>
+          <w:color w:val="EE0000"/>
+          <w:lang w:val="en-US"/>
+        </w:rPr>
+      </w:pPr>
+      <w:r>
+        <w:rPr>
+          <w:rFonts w:ascii="Patrick Hand" w:hAnsi="Patrick Hand"/>
+          <w:b/>
+          <w:bCs/>
+          <w:color w:val="EE0000"/>
+          <w:highlight w:val="yellow"/>
+          <w:lang w:val="en-US"/>
+        </w:rPr>
+        <w:t xml:space="preserve">It is like a drawback of Box cox. That’s why we have </w:t>
+      </w:r>
+      <w:proofErr w:type="spellStart"/>
+      <w:r>
+        <w:rPr>
+          <w:rFonts w:ascii="Patrick Hand" w:hAnsi="Patrick Hand"/>
+          <w:b/>
+          <w:bCs/>
+          <w:color w:val="EE0000"/>
+          <w:highlight w:val="yellow"/>
+          <w:lang w:val="en-US"/>
+        </w:rPr>
+        <w:t>yoe</w:t>
+      </w:r>
+      <w:proofErr w:type="spellEnd"/>
+      <w:r>
+        <w:rPr>
+          <w:rFonts w:ascii="Patrick Hand" w:hAnsi="Patrick Hand"/>
+          <w:b/>
+          <w:bCs/>
+          <w:color w:val="EE0000"/>
+          <w:highlight w:val="yellow"/>
           <w:lang w:val="en-US"/>
         </w:rPr>
         <w:t xml:space="preserve"> </w:t>
       </w:r>
-      <w:r>
-        <w:rPr>
-          <w:rFonts w:ascii="Patrick Hand" w:hAnsi="Patrick Hand"/>
-          <w:lang w:val="en-US"/>
-        </w:rPr>
-        <w:t>varies over the range of -5 to 5, and in the process of</w:t>
-      </w:r>
-      <w:r>
-        <w:rPr>
-          <w:rFonts w:ascii="Patrick Hand" w:hAnsi="Patrick Hand"/>
-          <w:lang w:val="en-US"/>
-        </w:rPr>
-        <w:t xml:space="preserve"> </w:t>
-      </w:r>
-      <w:r>
-        <w:rPr>
-          <w:rFonts w:ascii="Patrick Hand" w:hAnsi="Patrick Hand"/>
-          <w:lang w:val="en-US"/>
-        </w:rPr>
-        <w:t>searching, we examine all values of A. Finally, we choose</w:t>
-      </w:r>
-      <w:r>
-        <w:rPr>
-          <w:rFonts w:ascii="Patrick Hand" w:hAnsi="Patrick Hand"/>
-          <w:lang w:val="en-US"/>
-        </w:rPr>
-        <w:t xml:space="preserve"> </w:t>
-      </w:r>
-      <w:r>
-        <w:rPr>
-          <w:rFonts w:ascii="Patrick Hand" w:hAnsi="Patrick Hand"/>
-          <w:lang w:val="en-US"/>
-        </w:rPr>
-        <w:t>the optimal value (resulting in the best approximation to a</w:t>
-      </w:r>
-      <w:r>
-        <w:rPr>
-          <w:rFonts w:ascii="Patrick Hand" w:hAnsi="Patrick Hand"/>
-          <w:lang w:val="en-US"/>
-        </w:rPr>
-        <w:t xml:space="preserve"> </w:t>
-      </w:r>
-      <w:r>
-        <w:rPr>
-          <w:rFonts w:ascii="Patrick Hand" w:hAnsi="Patrick Hand"/>
-          <w:lang w:val="en-US"/>
-        </w:rPr>
-        <w:t>normal distribution) for your variable.</w:t>
-      </w:r>
-    </w:p>
-    <w:p>
-      <w:pPr>
+      <w:proofErr w:type="spellStart"/>
+      <w:r>
         <w:rPr>
           <w:rFonts w:ascii="Patrick Hand" w:hAnsi="Patrick Hand"/>
           <w:b/>
           <w:bCs/>
           <w:color w:val="EE0000"/>
-          <w:lang w:val="en-US"/>
-        </w:rPr>
-      </w:pPr>
-    </w:p>
-    <w:p>
-      <w:pPr>
-        <w:rPr>
-          <w:rFonts w:ascii="Patrick Hand" w:hAnsi="Patrick Hand"/>
-          <w:b/>
-          <w:bCs/>
-          <w:color w:val="EE0000"/>
-          <w:lang w:val="en-US"/>
-        </w:rPr>
-      </w:pPr>
-      <w:r>
-        <w:rPr>
-          <w:rFonts w:ascii="Patrick Hand" w:hAnsi="Patrick Hand"/>
-          <w:b/>
-          <w:bCs/>
-          <w:color w:val="EE0000"/>
-          <w:lang w:val="en-US"/>
-        </w:rPr>
-        <w:t>Box cox is only applicable to only numbers are greater than 0.</w:t>
-      </w:r>
-    </w:p>
-    <w:p>
-      <w:pPr>
-        <w:rPr>
-          <w:rFonts w:ascii="Patrick Hand" w:hAnsi="Patrick Hand"/>
-          <w:b/>
-          <w:bCs/>
-          <w:color w:val="EE0000"/>
-          <w:lang w:val="en-US"/>
-        </w:rPr>
-      </w:pPr>
-      <w:r>
-        <w:rPr>
-          <w:rFonts w:ascii="Patrick Hand" w:hAnsi="Patrick Hand"/>
-          <w:b/>
-          <w:bCs/>
-          <w:color w:val="EE0000"/>
-          <w:lang w:val="en-US"/>
-        </w:rPr>
-        <w:t>N &gt; 0.</w:t>
-      </w:r>
-    </w:p>
-    <w:p>
-      <w:pPr>
-        <w:rPr>
-          <w:rFonts w:ascii="Patrick Hand" w:hAnsi="Patrick Hand"/>
-          <w:b/>
-          <w:bCs/>
-          <w:color w:val="EE0000"/>
-          <w:lang w:val="en-US"/>
-        </w:rPr>
-      </w:pPr>
-    </w:p>
-    <w:p>
-      <w:pPr>
-        <w:rPr>
-          <w:rFonts w:ascii="Patrick Hand" w:hAnsi="Patrick Hand"/>
-          <w:b/>
-          <w:bCs/>
-          <w:color w:val="EE0000"/>
-          <w:lang w:val="en-US"/>
-        </w:rPr>
-      </w:pPr>
-      <w:r>
-        <w:rPr>
-          <w:rFonts w:ascii="Patrick Hand" w:hAnsi="Patrick Hand"/>
-          <w:b/>
-          <w:bCs/>
-          <w:color w:val="EE0000"/>
-          <w:lang w:val="en-US"/>
-        </w:rPr>
-        <w:t xml:space="preserve">It is like a drawback of Box cox. That’s why we have </w:t>
-      </w:r>
-      <w:proofErr w:type="spellStart"/>
-      <w:r>
-        <w:rPr>
-          <w:rFonts w:ascii="Patrick Hand" w:hAnsi="Patrick Hand"/>
-          <w:b/>
-          <w:bCs/>
-          <w:color w:val="EE0000"/>
-          <w:lang w:val="en-US"/>
-        </w:rPr>
-        <w:t>yoe</w:t>
-      </w:r>
-      <w:proofErr w:type="spellEnd"/>
-      <w:r>
-        <w:rPr>
-          <w:rFonts w:ascii="Patrick Hand" w:hAnsi="Patrick Hand"/>
-          <w:b/>
-          <w:bCs/>
-          <w:color w:val="EE0000"/>
-          <w:lang w:val="en-US"/>
-        </w:rPr>
-        <w:t xml:space="preserve"> </w:t>
-      </w:r>
-      <w:proofErr w:type="spellStart"/>
-      <w:r>
-        <w:rPr>
-          <w:rFonts w:ascii="Patrick Hand" w:hAnsi="Patrick Hand"/>
-          <w:b/>
-          <w:bCs/>
-          <w:color w:val="EE0000"/>
+          <w:highlight w:val="yellow"/>
           <w:lang w:val="en-US"/>
         </w:rPr>
         <w:t>jhonson</w:t>
@@ -1818,7 +1771,7 @@
     </inkml:brush>
   </inkml:definitions>
   <inkml:trace contextRef="#ctx0" brushRef="#br0">280 61 0 0 0,'0'0'4355'0'0,"4"0"-4336"0"0,14 3-13 0 0,1-1-1 0 0,1 0 0 0 0,-1-2 1 0 0,21-2-1 0 0,11 1-7 0 0,17-1-19 0 0,-19-1-10 0 0,60 2-86 0 0,-105 1 76 0 0,20 2-221 0 0,-21-2 93 0 0,29 7-1360 0 0,-28-7 651 0 0</inkml:trace>
-  <inkml:trace contextRef="#ctx0" brushRef="#br0" timeOffset="563.32">387 136 0 0 0,'0'0'2970'0'0,"-2"16"-2787"0"0,8 9-35 0 0,-5-23-116 0 0,-1 1 32 0 0,-3 23 151 0 0,3-1 1 0 0,0 1-1 0 0,1-1 0 0 0,8 42 0 0 0,1 43 589 0 0,-11-89-681 0 0,3 19 45 0 0,-1-8-80 0 0,-1-1 0 0 0,-2 0 1 0 0,-6 41-1 0 0,6-60-91 0 0,2-10-198 0 0,-3 7 208 0 0,3-9-80 0 0,0 0 0 0 0,0 0 0 0 0,0 0 0 0 0,0 0 0 0 0,0 1 1 0 0,0-1-1 0 0,0 0 0 0 0,0 0 0 0 0,0 0 0 0 0,0 0 0 0 0,-17-12-4523 0 0</inkml:trace>
+  <inkml:trace contextRef="#ctx0" brushRef="#br0" timeOffset="563.31">387 136 0 0 0,'0'0'2970'0'0,"-2"16"-2787"0"0,8 9-35 0 0,-5-23-116 0 0,-1 1 32 0 0,-3 23 151 0 0,3-1 1 0 0,0 1-1 0 0,1-1 0 0 0,8 42 0 0 0,1 43 589 0 0,-11-89-681 0 0,3 19 45 0 0,-1-8-80 0 0,-1-1 0 0 0,-2 0 1 0 0,-6 41-1 0 0,6-60-91 0 0,2-10-198 0 0,-3 7 208 0 0,3-9-80 0 0,0 0 0 0 0,0 0 0 0 0,0 0 0 0 0,0 0 0 0 0,0 1 1 0 0,0-1-1 0 0,0 0 0 0 0,0 0 0 0 0,0 0 0 0 0,0 0 0 0 0,-17-12-4523 0 0</inkml:trace>
   <inkml:trace contextRef="#ctx0" brushRef="#br0" timeOffset="1483.75">4 68 0 0 0,'0'0'1683'0'0,"-3"-7"674"0"0,2 7-2319 0 0,19 1-28 0 0,-13 0-1 0 0,-1-1-2 0 0,50 4 13 0 0,-27-1-15 0 0,25 1-2 0 0,-51-4-3 0 0,75-6 4 0 0,-35 3 147 0 0,50-9-1 0 0,-83 10-295 0 0,0 1 1 0 0,-1 1-1 0 0,1-1 0 0 0,13 2 0 0 0,-18 0-133 0 0,7 9-2348 0 0</inkml:trace>
   <inkml:trace contextRef="#ctx0" brushRef="#br0" timeOffset="2357.48">485 240 0 0 0,'0'0'3444'0'0,"8"-16"-2859"0"0,-3 14-507 0 0,-2 0-70 0 0,-1 0 1 0 0,1 1-1 0 0,0-1 1 0 0,0 1 0 0 0,0 0-1 0 0,1 0 1 0 0,-1 0-1 0 0,0 0 1 0 0,0 0-1 0 0,0 1 1 0 0,1-1 0 0 0,-1 1-1 0 0,0 0 1 0 0,1 0-1 0 0,-1 1 1 0 0,0-1 0 0 0,0 0-1 0 0,1 1 1 0 0,-1 0-1 0 0,0 0 1 0 0,0 0-1 0 0,0 0 1 0 0,0 1 0 0 0,0-1-1 0 0,5 4 1 0 0,-2 0-15 0 0,1 1 0 0 0,-2 0 1 0 0,1 1-1 0 0,-1-1 1 0 0,0 1-1 0 0,0 0 0 0 0,0 0 1 0 0,-1 1-1 0 0,-1-1 0 0 0,1 1 1 0 0,-1 0-1 0 0,0 0 0 0 0,2 13 1 0 0,7 13 47 0 0,-8-18-49 0 0,0 1 0 0 0,-1-1 1 0 0,-1 1-1 0 0,-1 0 0 0 0,0 30 0 0 0,-1-42-1 0 0,-1-1-27 0 0,1 0 1 0 0,0 0-1 0 0,-1 0 0 0 0,0 0 1 0 0,0 0-1 0 0,0 0 0 0 0,0 0 1 0 0,-1 0-1 0 0,1-1 0 0 0,-1 1 0 0 0,0 0 1 0 0,0-1-1 0 0,-1 0 0 0 0,1 1 1 0 0,-1-1-1 0 0,1 0 0 0 0,-1 0 0 0 0,0-1 1 0 0,0 1-1 0 0,0 0 0 0 0,-1-1 1 0 0,1 0-1 0 0,-1 0 0 0 0,1 0 1 0 0,-1 0-1 0 0,1-1 0 0 0,-1 1 0 0 0,-5 0 1 0 0,7-1-66 0 0,-3-1-152 0 0,-14-1 189 0 0,14 0 12 0 0,5 1 5 0 0,0 0 45 0 0,0 0 0 0 0,0 0 0 0 0,0 0 1 0 0,0 0-1 0 0,1 0 0 0 0,-1 0 0 0 0,0 0 0 0 0,0-1 0 0 0,0 1 1 0 0,0 0-1 0 0,0 0 0 0 0,0 0 0 0 0,0 0 0 0 0,0 0 1 0 0,0 0-1 0 0,0 0 0 0 0,0 0 0 0 0,0-1 0 0 0,0 1 0 0 0,0 0 1 0 0,0 0-1 0 0,0 0 0 0 0,0 0 0 0 0,0 0 0 0 0,0 0 1 0 0,0 0-1 0 0,0 0 0 0 0,-1-1 0 0 0,1 1 0 0 0,0 0 1 0 0,0 0-1 0 0,0 0 0 0 0,0 0 0 0 0,0 0 0 0 0,0 0 0 0 0,0 0 1 0 0,0 0-1 0 0,0 0 0 0 0,0 0 0 0 0,0 0 0 0 0,0-1 1 0 0,-1 1-1 0 0,1 0 0 0 0,0 0 0 0 0,0 0 0 0 0,0 0 1 0 0,0 0-1 0 0,0 0 0 0 0,0 0 0 0 0,0 0 0 0 0,0 0 0 0 0,-1 0 1 0 0,1 0-1 0 0,0 0 0 0 0,0 0 0 0 0,0 0 0 0 0,0 0 1 0 0,0 0-1 0 0,0 0 0 0 0,0 0 0 0 0,-1 0 0 0 0,-6-2-4 0 0,3-19-37 0 0,6 13 104 0 0,-1-1-1 0 0,1 1 1 0 0,0 0-1 0 0,1 0 0 0 0,-1 0 1 0 0,2 0-1 0 0,-1 1 1 0 0,1-1-1 0 0,0 1 0 0 0,1 0 1 0 0,0 0-1 0 0,0 0 0 0 0,0 1 1 0 0,11-10-1 0 0,2-1 24 0 0,0 0-1 0 0,1 2 1 0 0,41-27-1 0 0,-37 29-313 0 0,1 2-1 0 0,0 0 0 0 0,1 1 0 0 0,0 2 0 0 0,1 0 0 0 0,-1 2 0 0 0,41-5 0 0 0,-42 7-584 0 0,-18 3-94 0 0</inkml:trace>
   <inkml:trace contextRef="#ctx0" brushRef="#br0" timeOffset="2921.94">1036 339 0 0 0,'-8'-14'2296'0'0,"5"10"-1954"0"0,0 0 0 0 0,-1 0-1 0 0,1 0 1 0 0,-1 0-1 0 0,1 0 1 0 0,-6-3-1 0 0,7 5-165 0 0,-18-2 355 0 0,16 4-508 0 0,-1-1 1 0 0,1 1-1 0 0,-1 1 0 0 0,1-1 1 0 0,-1 0-1 0 0,1 1 0 0 0,-1 0 1 0 0,1 0-1 0 0,0 1 0 0 0,-1-1 1 0 0,1 1-1 0 0,-4 2 0 0 0,2 1-17 0 0,0 0 0 0 0,1 1-1 0 0,-1-1 1 0 0,1 1 0 0 0,1 0-1 0 0,-1 0 1 0 0,1 1 0 0 0,0-1-1 0 0,0 1 1 0 0,1 0 0 0 0,-3 9-1 0 0,-4 12-280 0 0,-8 44 0 0 0,18-71 254 0 0,-1 2-18 0 0,0-1 0 0 0,1 1-1 0 0,-1-1 1 0 0,1 1 0 0 0,0 0 0 0 0,0-1-1 0 0,0 1 1 0 0,0-1 0 0 0,0 1 0 0 0,1-1-1 0 0,-1 1 1 0 0,1-1 0 0 0,0 1-1 0 0,0-1 1 0 0,-1 1 0 0 0,2-1 0 0 0,-1 0-1 0 0,0 1 1 0 0,0-1 0 0 0,1 0 0 0 0,-1 0-1 0 0,1 0 1 0 0,0 0 0 0 0,-1 0 0 0 0,1-1-1 0 0,0 1 1 0 0,0 0 0 0 0,0-1 0 0 0,0 1-1 0 0,1-1 1 0 0,-1 0 0 0 0,0 0-1 0 0,0 0 1 0 0,1 0 0 0 0,-1 0 0 0 0,5 1-1 0 0,-4-2-35 0 0,2 0 15 0 0,5-1 45 0 0,-1-1 0 0 0,0 0-1 0 0,-1-1 1 0 0,1 0-1 0 0,0 0 1 0 0,-1-1 0 0 0,0 0-1 0 0,0 0 1 0 0,9-7-1 0 0,-6 2 30 0 0,-1 0 0 0 0,0-1 0 0 0,0 0 0 0 0,0 0 0 0 0,-2-1 0 0 0,1 0 0 0 0,-1-1 0 0 0,-1 0 0 0 0,0 0 0 0 0,-1-1 0 0 0,0 0 0 0 0,-1 0 0 0 0,-1 0 0 0 0,0 0 0 0 0,4-23 0 0 0,-7 32 165 0 0,1-8 751 0 0,-13 40-953 0 0,2 1-1 0 0,1 0 1 0 0,1 0-1 0 0,-5 52 0 0 0,9-60-119 0 0,2-10-138 0 0,0 0 0 0 0,1 0 0 0 0,0 0 0 0 0,0 0 0 0 0,1 0 0 0 0,4 19 0 0 0,-4-26-739 0 0</inkml:trace>
@@ -1878,10 +1831,10 @@
   <inkml:trace contextRef="#ctx0" brushRef="#br0" timeOffset="7808.23">6709 1452 0 0 0,'0'0'2843'0'0,"-3"1"-2815"0"0,-4 0-4 0 0,1-1-1 0 0,0 1 1 0 0,0-1-1 0 0,-1 0 1 0 0,1-1-1 0 0,0 1 1 0 0,0-1-1 0 0,-7-2 1 0 0,-30-3 72 0 0,39 6-79 0 0,0 0-3 0 0,-7 0 0 0 0,0 1 1 0 0,1 0-1 0 0,-1 1 1 0 0,0 0-1 0 0,1 1 0 0 0,-12 4 1 0 0,-28 6 36 0 0,29-8-51 0 0,-318 79 168 0 0,199-58-125 0 0,-120 27-10 0 0,241-46-27 0 0,17-6-5 0 0,1-1 1 0 0,0 1-1 0 0,-1-1 1 0 0,1 1-1 0 0,-1-1 1 0 0,1 0 0 0 0,-1 1-1 0 0,1-1 1 0 0,-1 0-1 0 0,1 0 1 0 0,-1 0-1 0 0,1 0 1 0 0,-1 0 0 0 0,-2-1-1 0 0,-17 2 5 0 0,0 1-1 0 0,-1 0 1 0 0,1 2-1 0 0,-23 7 1 0 0,-37 6 3 0 0,-480 66 13 0 0,198-46-28 0 0,217-24 84 0 0,-6 5-138 0 0,102-9 55 0 0,13-6-16 0 0,-148 6-11 0 0,-73-13 21 0 0,-82 6-71 0 0,208-3 73 0 0,100 0 14 0 0,-201-16-2 0 0,-39-3-57 0 0,198 20 33 0 0,-199 21-182 0 0,139-7 148 0 0,64-9 27 0 0,3 0 2 0 0,-107 22 1 0 0,147-24 6 0 0,23-3 14 0 0,-16 0 5 0 0,16 0 18 0 0,-24-7 586 0 0,26 6-583 0 0,0 1 0 0 0,0-1 0 0 0,0 0 0 0 0,1 1 0 0 0,-1 0 0 0 0,0-1 0 0 0,0 1 0 0 0,0 0 0 0 0,0 0 0 0 0,0 0-1 0 0,0 0 1 0 0,1 0 0 0 0,-1 1 0 0 0,0-1 0 0 0,0 1 0 0 0,0-1 0 0 0,0 1 0 0 0,-1 0 0 0 0,0 0-27 0 0,1 0-12 0 0,-8 3 18 0 0,7-3 19 0 0,2-1-20 0 0,0 0 0 0 0,0 0 0 0 0,-1 0 0 0 0,1 0 0 0 0,0 0 0 0 0,0 1 0 0 0,0-1 0 0 0,0 0 0 0 0,-1 1 0 0 0,1-1 0 0 0,0 0 0 0 0,0 1 0 0 0,0 0 0 0 0,0-1 1 0 0,0 1-1 0 0,0-1 0 0 0,0 1 0 0 0,1 0 0 0 0,-1 0 0 0 0,0 0 0 0 0,0 0 0 0 0,0-1 0 0 0,1 1 0 0 0,-1 0 0 0 0,0 0 0 0 0,1 0 0 0 0,-1 2 0 0 0,-7 24-3 0 0,6 14 213 0 0,5 73 0 0 0,1-21 117 0 0,-10 156 119 0 0,6-247-442 0 0,0 0 0 0 0,0 0 0 0 0,0 0 0 0 0,0 0 0 0 0,0 0-1 0 0,1-1 1 0 0,-1 1 0 0 0,1 0 0 0 0,-1 0 0 0 0,1 0 0 0 0,-1-1 0 0 0,1 1-1 0 0,0 0 1 0 0,0-1 0 0 0,0 1 0 0 0,0-1 0 0 0,0 1 0 0 0,0-1 0 0 0,0 1 0 0 0,1-1-1 0 0,-1 0 1 0 0,0 1 0 0 0,1-1 0 0 0,-1 0 0 0 0,3 1 0 0 0,-2-1-40 0 0,3 0-88 0 0,13 3-355 0 0,-14-3 2 0 0,0-3-430 0 0,11-6-449 0 0</inkml:trace>
   <inkml:trace contextRef="#ctx0" brushRef="#br0" timeOffset="8497.78">1 2858 0 0 0,'0'-3'843'0'0,"3"-44"1308"0"0,-3 45-1635 0 0,2-9 2011 0 0,9 69-2668 0 0,-3 1 0 0 0,-2 0 0 0 0,-4 89-1 0 0,-3-127-405 0 0,0 1 0 0 0,-2-1-1 0 0,-6 27 1 0 0,8-44-91 0 0,1-21-1681 0 0</inkml:trace>
   <inkml:trace contextRef="#ctx0" brushRef="#br0" timeOffset="8728.75">167 2743 0 0 0,'12'-13'422'0'0,"3"0"-220"0"0,-3 4-40 0 0,1 1-10 0 0,4-1 74 0 0,0-1-46 0 0,3 3-34 0 0,-3 1-30 0 0,5-1-28 0 0,0 1-16 0 0,-1 2-16 0 0,2-3-8 0 0,-1 5-180 0 0,17 4-56 0 0,-12-2-558 0 0</inkml:trace>
-  <inkml:trace contextRef="#ctx0" brushRef="#br0" timeOffset="8999.97">114 3056 0 0 0,'0'0'758'0'0,"23"5"-512"0"0,3-3-68 0 0,-3 2-114 0 0,6 0-246 0 0,-2-2 68 0 0,-5-8-510 0 0</inkml:trace>
+  <inkml:trace contextRef="#ctx0" brushRef="#br0" timeOffset="8999.96">114 3056 0 0 0,'0'0'758'0'0,"23"5"-512"0"0,3-3-68 0 0,-3 2-114 0 0,6 0-246 0 0,-2-2 68 0 0,-5-8-510 0 0</inkml:trace>
   <inkml:trace contextRef="#ctx0" brushRef="#br0" timeOffset="9363.34">378 2987 0 0 0,'0'0'731'0'0,"1"-12"1099"0"0,-10 35-1682 0 0,1 0 0 0 0,-6 28 1 0 0,12-42-156 0 0,1 1 1 0 0,0 0-1 0 0,0 0 1 0 0,1-1 0 0 0,0 1-1 0 0,0 0 1 0 0,1 0 0 0 0,4 14-1 0 0,-4-21-94 0 0,-1-2 90 0 0,0-1-1 0 0,0 1 0 0 0,0-1 1 0 0,0 1-1 0 0,1 0 0 0 0,-1-1 0 0 0,0 1 1 0 0,0-1-1 0 0,1 1 0 0 0,-1-1 0 0 0,0 1 1 0 0,1-1-1 0 0,-1 1 0 0 0,1-1 0 0 0,-1 1 1 0 0,0-1-1 0 0,1 0 0 0 0,-1 1 1 0 0,1-1-1 0 0,-1 0 0 0 0,1 1 0 0 0,0-1 1 0 0,-1 0-1 0 0,1 0 0 0 0,-1 1 0 0 0,1-1 1 0 0,-1 0-1 0 0,1 0 0 0 0,0 0 1 0 0,-1 0-1 0 0,1 0 0 0 0,1 0 0 0 0,0 0-9 0 0,0 0-1 0 0,0 0 0 0 0,0 0 1 0 0,0 0-1 0 0,0 0 0 0 0,0 0 1 0 0,0-1-1 0 0,0 1 0 0 0,0-1 0 0 0,3-1 1 0 0,0 0-8 0 0,-1-1 1 0 0,0 0-1 0 0,1 0 0 0 0,-1 0 1 0 0,0-1-1 0 0,0 1 1 0 0,-1-1-1 0 0,1 0 1 0 0,-1 0-1 0 0,0 0 0 0 0,4-6 1 0 0,-1-2 1 0 0,0-1 0 0 0,0 0 0 0 0,4-18 0 0 0,1-13 97 0 0,11-86 0 0 0,-22 125-45 0 0,2-3 499 0 0,0 10-223 0 0,1 24-155 0 0,0 38-174 0 0,-3-36 52 0 0,1 0 1 0 0,6 34 0 0 0,-5-50-112 0 0,1-1 1 0 0,0 1 0 0 0,1-1 0 0 0,0 0-1 0 0,1 0 1 0 0,0 0 0 0 0,13 19-1 0 0,1-12-428 0 0,-18-17 239 0 0,3 0-320 0 0,14 2 47 0 0</inkml:trace>
   <inkml:trace contextRef="#ctx0" brushRef="#br0" timeOffset="9861.99">702 3007 0 0 0,'0'0'428'0'0,"-4"0"-183"0"0,2 0-151 0 0,-1 0-1 0 0,1 0 0 0 0,0 0 1 0 0,0 0-1 0 0,0 0 1 0 0,0-1-1 0 0,0 1 0 0 0,0-1 1 0 0,0 1-1 0 0,0-1 0 0 0,-2-1 1 0 0,4 2-63 0 0,-1-1 0 0 0,1 1 1 0 0,0 0-1 0 0,-1-1 0 0 0,1 1 1 0 0,0 0-1 0 0,-1-1 0 0 0,1 1 1 0 0,0-1-1 0 0,-1 1 0 0 0,1 0 1 0 0,0-1-1 0 0,0 1 0 0 0,-1-1 1 0 0,1 1-1 0 0,0-1 0 0 0,0 1 1 0 0,0-1-1 0 0,0 1 0 0 0,0-1 1 0 0,0 1-1 0 0,0-1 0 0 0,0 1 1 0 0,0-1-1 0 0,0-1-21 0 0,1 0-1 0 0,-1 1 1 0 0,1-1-1 0 0,-1 1 1 0 0,1-1-1 0 0,0 0 1 0 0,0 1-1 0 0,0 0 1 0 0,0-1-1 0 0,0 1 1 0 0,2-3-1 0 0,17-19 74 0 0,-12 14-72 0 0,-1 0 1 0 0,1 0-1 0 0,0 1 1 0 0,1 0-1 0 0,0 0 0 0 0,0 1 1 0 0,1 0-1 0 0,19-10 0 0 0,-26 16-17 0 0,1 2-3 0 0,-1-1 8 0 0,0 0-1 0 0,-1 0 0 0 0,0 0 0 0 0,0 0 0 0 0,0 1 0 0 0,0-1 0 0 0,0 1 0 0 0,0-1 0 0 0,0 1 0 0 0,0 0 0 0 0,0 0 0 0 0,-1 0 0 0 0,1 0-1 0 0,0 0 1 0 0,0 0 0 0 0,-1 1 0 0 0,1-1 0 0 0,-1 0 0 0 0,1 1 0 0 0,-1-1 0 0 0,1 1 0 0 0,-1 0 0 0 0,0-1 0 0 0,0 1 0 0 0,0 0 0 0 0,1 2 0 0 0,3 10-8 0 0,0 1 1 0 0,-1 0-1 0 0,-1 0 1 0 0,-1 0-1 0 0,0 0 1 0 0,0 0-1 0 0,-2 1 1 0 0,0-1-1 0 0,-1 0 1 0 0,0 1-1 0 0,-5 20 1 0 0,0-21-1 0 0,3-21 156 0 0,2-19 0 0 0,3 13-149 0 0,1-1 0 0 0,1 1 0 0 0,0 0 0 0 0,1 0 0 0 0,0 1 0 0 0,0-1 0 0 0,2 1 0 0 0,-1 0 0 0 0,1 1 0 0 0,1-1 0 0 0,0 1 0 0 0,10-9 0 0 0,-17 17-3 0 0,0 1-1 0 0,0 0 1 0 0,0-1 0 0 0,1 1-1 0 0,-1 0 1 0 0,0 0 0 0 0,1 0 0 0 0,-1 0-1 0 0,1 0 1 0 0,0 0 0 0 0,-1 0-1 0 0,1 0 1 0 0,0 1 0 0 0,-1-1-1 0 0,1 1 1 0 0,0-1 0 0 0,0 1-1 0 0,0 0 1 0 0,-1 0 0 0 0,1 0-1 0 0,0-1 1 0 0,0 2 0 0 0,0-1-1 0 0,-1 0 1 0 0,1 0 0 0 0,0 1-1 0 0,0-1 1 0 0,0 1 0 0 0,-1-1-1 0 0,1 1 1 0 0,0 0 0 0 0,-1 0 0 0 0,3 1-1 0 0,0 1-9 0 0,0 1 0 0 0,-1 0 0 0 0,0 0 0 0 0,1 0 0 0 0,-1 1 0 0 0,-1-1-1 0 0,1 1 1 0 0,-1-1 0 0 0,4 9 0 0 0,0 5-37 0 0,-1-1-1 0 0,0 1 1 0 0,3 31 0 0 0,-7-36-120 0 0,1 1 0 0 0,1 0 0 0 0,0-1 0 0 0,1 0 0 0 0,0 0 0 0 0,1 0 0 0 0,0 0 0 0 0,10 16 0 0 0,-7-18-291 0 0</inkml:trace>
-  <inkml:trace contextRef="#ctx0" brushRef="#br0" timeOffset="10329.05">1518 2799 0 0 0,'-3'-15'1992'0'0,"2"14"-1967"0"0,0 1-1 0 0,0-1 1 0 0,0 0-1 0 0,1 1 0 0 0,-1-1 1 0 0,0 1-1 0 0,0-1 0 0 0,0 1 1 0 0,0 0-1 0 0,0-1 1 0 0,0 1-1 0 0,0 0 0 0 0,0 0 1 0 0,0-1-1 0 0,0 1 1 0 0,0 0-1 0 0,0 0 0 0 0,0 0 1 0 0,0 0-1 0 0,0 1 0 0 0,0-1 1 0 0,0 0-1 0 0,-2 1 1 0 0,-29 14 259 0 0,18-6-204 0 0,1 1 0 0 0,-17 16 0 0 0,18-13-59 0 0,-1 0-1 0 0,2 0 1 0 0,0 1-1 0 0,-10 18 1 0 0,16-25-18 0 0,1 1 0 0 0,1 0-1 0 0,-1 0 1 0 0,1 0 0 0 0,0 0 0 0 0,1 1 0 0 0,0-1 0 0 0,1 1 0 0 0,-1-1 0 0 0,1 11-1 0 0,1-17-24 0 0,0 1 0 0 0,0-1 0 0 0,0 0 0 0 0,0 0 0 0 0,1 1-1 0 0,-1-1 1 0 0,1 0 0 0 0,-1 0 0 0 0,1 0 0 0 0,0 0 0 0 0,0 0-1 0 0,0 0 1 0 0,0 0 0 0 0,0 0 0 0 0,0 0 0 0 0,0 0 0 0 0,1 0-1 0 0,-1-1 1 0 0,1 1 0 0 0,0-1 0 0 0,-1 1 0 0 0,1-1 0 0 0,0 1-1 0 0,0-1 1 0 0,0 0 0 0 0,0 0 0 0 0,0 0 0 0 0,0 0 0 0 0,4 1-1 0 0,4-1-27 0 0,-1 0 0 0 0,1-1 0 0 0,0 0 0 0 0,0-1-1 0 0,0 0 1 0 0,-1 0 0 0 0,1-1 0 0 0,0-1-1 0 0,-1 0 1 0 0,0 0 0 0 0,1 0 0 0 0,-1-1-1 0 0,-1-1 1 0 0,1 1 0 0 0,-1-2 0 0 0,10-6 0 0 0,-7 3 72 0 0,1-1 0 0 0,-1 0 0 0 0,0-1 1 0 0,-1 0-1 0 0,0 0 0 0 0,-1-1 0 0 0,-1-1 1 0 0,1 0-1 0 0,-2 0 0 0 0,7-16 0 0 0,11-32 995 0 0,-24 59-603 0 0,2-7 478 0 0,-22 251-1837 0 0,8-177-1485 0 0</inkml:trace>
+  <inkml:trace contextRef="#ctx0" brushRef="#br0" timeOffset="10329.04">1518 2799 0 0 0,'-3'-15'1992'0'0,"2"14"-1967"0"0,0 1-1 0 0,0-1 1 0 0,0 0-1 0 0,1 1 0 0 0,-1-1 1 0 0,0 1-1 0 0,0-1 0 0 0,0 1 1 0 0,0 0-1 0 0,0-1 1 0 0,0 1-1 0 0,0 0 0 0 0,0 0 1 0 0,0-1-1 0 0,0 1 1 0 0,0 0-1 0 0,0 0 0 0 0,0 0 1 0 0,0 0-1 0 0,0 1 0 0 0,0-1 1 0 0,0 0-1 0 0,-2 1 1 0 0,-29 14 259 0 0,18-6-204 0 0,1 1 0 0 0,-17 16 0 0 0,18-13-59 0 0,-1 0-1 0 0,2 0 1 0 0,0 1-1 0 0,-10 18 1 0 0,16-25-18 0 0,1 1 0 0 0,1 0-1 0 0,-1 0 1 0 0,1 0 0 0 0,0 0 0 0 0,1 1 0 0 0,0-1 0 0 0,1 1 0 0 0,-1-1 0 0 0,1 11-1 0 0,1-17-24 0 0,0 1 0 0 0,0-1 0 0 0,0 0 0 0 0,0 0 0 0 0,1 1-1 0 0,-1-1 1 0 0,1 0 0 0 0,-1 0 0 0 0,1 0 0 0 0,0 0 0 0 0,0 0-1 0 0,0 0 1 0 0,0 0 0 0 0,0 0 0 0 0,0 0 0 0 0,0 0 0 0 0,1 0-1 0 0,-1-1 1 0 0,1 1 0 0 0,0-1 0 0 0,-1 1 0 0 0,1-1 0 0 0,0 1-1 0 0,0-1 1 0 0,0 0 0 0 0,0 0 0 0 0,0 0 0 0 0,0 0 0 0 0,4 1-1 0 0,4-1-27 0 0,-1 0 0 0 0,1-1 0 0 0,0 0 0 0 0,0-1-1 0 0,0 0 1 0 0,-1 0 0 0 0,1-1 0 0 0,0-1-1 0 0,-1 0 1 0 0,0 0 0 0 0,1 0 0 0 0,-1-1-1 0 0,-1-1 1 0 0,1 1 0 0 0,-1-2 0 0 0,10-6 0 0 0,-7 3 72 0 0,1-1 0 0 0,-1 0 0 0 0,0-1 1 0 0,-1 0-1 0 0,0 0 0 0 0,-1-1 0 0 0,-1-1 1 0 0,1 0-1 0 0,-2 0 0 0 0,7-16 0 0 0,11-32 995 0 0,-24 59-603 0 0,2-7 478 0 0,-22 251-1837 0 0,8-177-1485 0 0</inkml:trace>
   <inkml:trace contextRef="#ctx0" brushRef="#br0" timeOffset="10504.72">1529 2874 0 0 0,'0'-1'46'0'0,"0"0"0"0"0,1-1 0 0 0,-1 1 0 0 0,0 0 0 0 0,0-1 0 0 0,1 1 0 0 0,-1 0 0 0 0,1 0 0 0 0,-1 0 0 0 0,1-1 0 0 0,0 1 0 0 0,-1 0 0 0 0,1 0 0 0 0,0 0 0 0 0,0 0 0 0 0,0 0 0 0 0,0 0 0 0 0,0 0 0 0 0,0 0 0 0 0,0 1 0 0 0,0-1 0 0 0,0 0 0 0 0,0 0 0 0 0,0 1 0 0 0,0-1 0 0 0,1 1 0 0 0,-1-1 0 0 0,3 0 0 0 0,-1 2-14 0 0,1 0 1 0 0,0-1-1 0 0,0 1 1 0 0,0 0 0 0 0,-1 1-1 0 0,1-1 1 0 0,0 1-1 0 0,4 2 1 0 0,8 4-44 0 0,7 3-44 0 0,-15-6-2 0 0,1-1 1 0 0,-1-1-1 0 0,1 1 0 0 0,-1-1 1 0 0,1-1-1 0 0,0 0 0 0 0,0 0 1 0 0,14 1-1 0 0,-18-2 21 0 0,15-1-382 0 0,2-4 147 0 0</inkml:trace>
   <inkml:trace contextRef="#ctx0" brushRef="#br0" timeOffset="10674.24">1872 2824 0 0 0,'0'0'1892'0'0,"2"3"-1745"0"0,2 2-102 0 0,0 0-1 0 0,-1 1 0 0 0,0 0 0 0 0,0 0 0 0 0,-1 0 0 0 0,0 0 1 0 0,0 0-1 0 0,0 1 0 0 0,0-1 0 0 0,-1 1 0 0 0,0 9 0 0 0,2 10 71 0 0,-2 44-1 0 0,-6 71-1545 0 0</inkml:trace>
   <inkml:trace contextRef="#ctx0" brushRef="#br0" timeOffset="10858.87">1980 2683 0 0 0,'0'0'1532'0'0,"17"13"-1300"0"0,-11 8-148 0 0,-2-8-18 0 0,1 4-122 0 0,-2-2 12 0 0,1 2 10 0 0,-1-2 4 0 0,4 4-764 0 0,1-4 164 0 0</inkml:trace>
@@ -1921,13 +1874,13 @@
   <inkml:trace contextRef="#ctx0" brushRef="#br0" timeOffset="33710.85">1693 4617 0 0 0,'0'0'1314'0'0,"-1"-13"1862"0"0,-5 26-3104 0 0,1-1 0 0 0,0 1 1 0 0,0 0-1 0 0,2 0 0 0 0,0 1 1 0 0,0-1-1 0 0,-1 20 0 0 0,-1 2-15 0 0,-3 4-11 0 0,-10 71-329 0 0,17-100 63 0 0,1 0 0 0 0,-1 1-1 0 0,2-1 1 0 0,-1 0 0 0 0,1 0 0 0 0,1 0 0 0 0,0 0-1 0 0,4 11 1 0 0,-6-20 157 0 0,0 0 0 0 0,1 0 0 0 0,-1-1 0 0 0,1 1 0 0 0,-1 0-1 0 0,1 0 1 0 0,-1-1 0 0 0,1 1 0 0 0,-1 0 0 0 0,1-1 0 0 0,0 1 0 0 0,-1-1 0 0 0,1 1 0 0 0,0-1-1 0 0,0 1 1 0 0,-1-1 0 0 0,2 1 0 0 0,0 0-220 0 0</inkml:trace>
   <inkml:trace contextRef="#ctx0" brushRef="#br0" timeOffset="34110.07">1834 4945 0 0 0,'0'0'545'0'0,"0"-3"-211"0"0,2-8-99 0 0,0 0 1 0 0,1 1-1 0 0,0-1 0 0 0,1 1 1 0 0,0 0-1 0 0,0 0 1 0 0,1 0-1 0 0,1 1 1 0 0,-1 0-1 0 0,2 0 1 0 0,10-13-1 0 0,13-11-79 0 0,51-45 0 0 0,-45 45 45 0 0,-29 27-176 0 0,0 0-1 0 0,1 0 1 0 0,0 1 0 0 0,10-5 0 0 0,-16 9-22 0 0,0 0 1 0 0,-2 1-4 0 0,0 1 0 0 0,1 0 0 0 0,-1 0 0 0 0,0-1 1 0 0,1 1-1 0 0,-1 0 0 0 0,0 0 0 0 0,1-1 0 0 0,-1 1 0 0 0,1 0 0 0 0,0-1 0 0 0,-1 1 0 0 0,1-1 0 0 0,-1 1 0 0 0,1-1 0 0 0,0 1 0 0 0,-1-1 0 0 0,1 1 1 0 0,0-1-1 0 0,1 1 0 0 0,-1 0-3 0 0,1-1 1 0 0,-1 1 0 0 0,0 0-1 0 0,1 0 1 0 0,-1 0 0 0 0,0 0-1 0 0,0 0 1 0 0,0 0 0 0 0,0 1-1 0 0,0-1 1 0 0,0 0 0 0 0,0 1-1 0 0,0-1 1 0 0,1 2 0 0 0,0 6-5 0 0,1 0 0 0 0,-1 0-1 0 0,-1 1 1 0 0,0-1 0 0 0,0 0 0 0 0,-1 0 0 0 0,0 1 0 0 0,-1-1 0 0 0,0 0 0 0 0,-2 10-1 0 0,2-14 2 0 0,0-1 0 0 0,0 1 0 0 0,-1-1 0 0 0,0 1 0 0 0,0-1 0 0 0,0 0 0 0 0,0 0 0 0 0,-1 1 0 0 0,0-2 0 0 0,1 1 0 0 0,-1 0 0 0 0,-1 0 0 0 0,1-1 0 0 0,0 0 0 0 0,-1 0 0 0 0,0 0 0 0 0,0 0 0 0 0,0 0 0 0 0,0-1 0 0 0,0 0 0 0 0,0 0 0 0 0,-1 0 0 0 0,-5 2 0 0 0,4-2 2 0 0,-1 0 0 0 0,0-1 1 0 0,0 0-1 0 0,0 0 0 0 0,-10 0 0 0 0,14-1 3 0 0,1 0-1 0 0,0 0 1 0 0,0-1-1 0 0,-1 1 1 0 0,1-1 0 0 0,0 1-1 0 0,0-1 1 0 0,0 0-1 0 0,0 0 1 0 0,0 0-1 0 0,0 0 1 0 0,0 0 0 0 0,0 0-1 0 0,0-1 1 0 0,0 1-1 0 0,1 0 1 0 0,-1-1-1 0 0,1 0 1 0 0,-1 1 0 0 0,1-1-1 0 0,-1 0 1 0 0,1 0-1 0 0,-1-2 1 0 0,0 1-95 0 0,1 0 0 0 0,-1-1 0 0 0,1 1 0 0 0,0-1 1 0 0,0 1-1 0 0,0-1 0 0 0,0 1 0 0 0,0-1 0 0 0,1 0 0 0 0,0 1 0 0 0,0-1 1 0 0,0 0-1 0 0,0 0 0 0 0,1 1 0 0 0,-1-1 0 0 0,1 1 0 0 0,0-1 1 0 0,0 0-1 0 0,0 1 0 0 0,0-1 0 0 0,1 1 0 0 0,-1 0 0 0 0,1 0 0 0 0,0-1 1 0 0,0 1-1 0 0,0 0 0 0 0,3-3 0 0 0,6-7-929 0 0</inkml:trace>
   <inkml:trace contextRef="#ctx0" brushRef="#br0" timeOffset="34834.06">2466 4617 0 0 0,'-1'-9'438'0'0,"0"-1"0"0"0,0 0 0 0 0,-2 0 0 0 0,1 1 1 0 0,-7-17-1 0 0,-7 10 445 0 0,8 10-583 0 0,7 5-56 0 0,-3 1-223 0 0,0 1-1 0 0,0-1 1 0 0,0 1-1 0 0,1 0 1 0 0,-1 1-1 0 0,0-1 1 0 0,1 1-1 0 0,-1-1 0 0 0,1 1 1 0 0,-1 0-1 0 0,1 0 1 0 0,0 1-1 0 0,0-1 1 0 0,0 1-1 0 0,0 0 0 0 0,0-1 1 0 0,1 1-1 0 0,-3 4 1 0 0,-3 5-15 0 0,0 0 1 0 0,1 1-1 0 0,1 0 1 0 0,0 0 0 0 0,1 1-1 0 0,0-1 1 0 0,-3 17-1 0 0,6-23-61 0 0,1 0 1 0 0,0 0-1 0 0,0 0 0 0 0,0 1 0 0 0,1-1 0 0 0,0 0 0 0 0,0 0 0 0 0,1 0 1 0 0,0 0-1 0 0,0 0 0 0 0,1 0 0 0 0,0 0 0 0 0,0 0 0 0 0,0 0 0 0 0,7 12 0 0 0,-6-16-10 0 0,-1 0 1 0 0,1 0-1 0 0,-1 0 0 0 0,1-1 0 0 0,0 1 0 0 0,0-1 0 0 0,0 0 0 0 0,0 0 0 0 0,1 0 0 0 0,-1 0 0 0 0,0 0 0 0 0,1-1 0 0 0,-1 1 0 0 0,1-1 0 0 0,0 0 0 0 0,-1 0 0 0 0,1-1 0 0 0,0 1 0 0 0,7-1 0 0 0,-1 0 31 0 0,0-1 1 0 0,0-1-1 0 0,0 0 1 0 0,0-1-1 0 0,0 1 0 0 0,-1-2 1 0 0,1 1-1 0 0,-1-2 1 0 0,0 1-1 0 0,0-1 0 0 0,0 0 1 0 0,-1-1-1 0 0,1 0 1 0 0,-2-1-1 0 0,1 1 0 0 0,-1-1 1 0 0,0-1-1 0 0,0 0 1 0 0,7-10-1 0 0,-11 11 271 0 0,0-1 0 0 0,0 0-1 0 0,0 0 1 0 0,-1-1 0 0 0,2-13 0 0 0,-1 4 383 0 0,-2 16-4 0 0,0-7-372 0 0,2 22 1253 0 0,1 22-1492 0 0,11 89 111 0 0,-6 1 0 0 0,-7 129 1 0 0,-2-155-250 0 0,0-89 59 0 0,-1 1 0 0 0,0-1 0 0 0,0 0 0 0 0,-1 1 0 0 0,-1-1 0 0 0,-5 17 0 0 0,7-26 62 0 0,0 1 1 0 0,1-1 0 0 0,-1 1-1 0 0,0-1 1 0 0,0 0 0 0 0,0 1-1 0 0,0-1 1 0 0,0 0-1 0 0,0 0 1 0 0,0 0 0 0 0,-1 0-1 0 0,1 0 1 0 0,0 0-1 0 0,-1 0 1 0 0,1 0 0 0 0,0 0-1 0 0,-1-1 1 0 0,1 1 0 0 0,-1 0-1 0 0,1-1 1 0 0,-1 0-1 0 0,0 1 1 0 0,1-1 0 0 0,-1 0-1 0 0,1 0 1 0 0,-1 0 0 0 0,0 0-1 0 0,1 0 1 0 0,-1 0-1 0 0,-2 0 1 0 0,-1-1-7 0 0,0 0-1 0 0,0-1 1 0 0,-1 1 0 0 0,2-1-1 0 0,-11-4 1 0 0,7 1 18 0 0,-1-1 1 0 0,1 0 0 0 0,0 0-1 0 0,1-1 1 0 0,0 0 0 0 0,0 0-1 0 0,0-1 1 0 0,1 0 0 0 0,0 0-1 0 0,0 0 1 0 0,1-1 0 0 0,0 0-1 0 0,1 0 1 0 0,0 0-1 0 0,0-1 1 0 0,1 1 0 0 0,0-1-1 0 0,1 0 1 0 0,0 0 0 0 0,1 0-1 0 0,-1-11 1 0 0,1 12-12 0 0,1 1 0 0 0,0 0 1 0 0,0 0-1 0 0,1-1 0 0 0,0 1 0 0 0,0 0 1 0 0,1 0-1 0 0,0 0 0 0 0,1 0 0 0 0,0 0 1 0 0,0 1-1 0 0,0-1 0 0 0,1 1 0 0 0,0 0 1 0 0,1 0-1 0 0,-1 0 0 0 0,1 0 0 0 0,1 1 0 0 0,-1 0 1 0 0,1 0-1 0 0,0 1 0 0 0,1-1 0 0 0,-1 1 1 0 0,1 1-1 0 0,13-8 0 0 0,3 3-401 0 0,-1 2-1 0 0,1 1 0 0 0,1 0 1 0 0,-1 2-1 0 0,1 1 0 0 0,46-1 1 0 0,-37 5-1394 0 0</inkml:trace>
-  <inkml:trace contextRef="#ctx0" brushRef="#br0" timeOffset="35349.7">3214 4646 0 0 0,'12'-8'270'0'0,"0"0"0"0"0,1 1 1 0 0,0 0-1 0 0,0 1 0 0 0,1 1 0 0 0,-1 0 0 0 0,1 1 0 0 0,0 1 1 0 0,0 0-1 0 0,1 0 0 0 0,-1 2 0 0 0,1 0 0 0 0,-1 0 1 0 0,0 2-1 0 0,1-1 0 0 0,23 6 0 0 0,-27-4-556 0 0,0 0 0 0 0,0 1-1 0 0,-1 0 1 0 0,12 5 0 0 0,1 1-1200 0 0,-21-8 1051 0 0,-2 2-69 0 0,-1 9 93 0 0</inkml:trace>
-  <inkml:trace contextRef="#ctx0" brushRef="#br0" timeOffset="35572.19">3460 4726 0 0 0,'-5'18'964'0'0,"1"1"-634"0"0,1 2-44 0 0,-2 0-58 0 0,1-1-46 0 0,1 1-36 0 0,-4 3-16 0 0,5 1-14 0 0,-1-1-14 0 0,0 1-20 0 0,1 3-142 0 0,-1-4 12 0 0,3 3 8 0 0,0-5 12 0 0,0-5-994 0 0,1-3-20 0 0</inkml:trace>
+  <inkml:trace contextRef="#ctx0" brushRef="#br0" timeOffset="35349.69">3214 4646 0 0 0,'12'-8'270'0'0,"0"0"0"0"0,1 1 1 0 0,0 0-1 0 0,0 1 0 0 0,1 1 0 0 0,-1 0 0 0 0,1 1 0 0 0,0 1 1 0 0,0 0-1 0 0,1 0 0 0 0,-1 2 0 0 0,1 0 0 0 0,-1 0 1 0 0,0 2-1 0 0,1-1 0 0 0,23 6 0 0 0,-27-4-556 0 0,0 0 0 0 0,0 1-1 0 0,-1 0 1 0 0,12 5 0 0 0,1 1-1200 0 0,-21-8 1051 0 0,-2 2-69 0 0,-1 9 93 0 0</inkml:trace>
+  <inkml:trace contextRef="#ctx0" brushRef="#br0" timeOffset="35572.18">3460 4726 0 0 0,'-5'18'964'0'0,"1"1"-634"0"0,1 2-44 0 0,-2 0-58 0 0,1-1-46 0 0,1 1-36 0 0,-4 3-16 0 0,5 1-14 0 0,-1-1-14 0 0,0 1-20 0 0,1 3-142 0 0,-1-4 12 0 0,3 3 8 0 0,0-5 12 0 0,0-5-994 0 0,1-3-20 0 0</inkml:trace>
   <inkml:trace contextRef="#ctx0" brushRef="#br0" timeOffset="35936.11">3660 4790 0 0 0,'5'-9'392'0'0,"0"0"0"0"0,0 1 0 0 0,1-1 1 0 0,0 1-1 0 0,1 1 0 0 0,0-1 0 0 0,0 1 0 0 0,0 1 0 0 0,9-7 0 0 0,-14 12-241 0 0,18 1 70 0 0,-17 1-206 0 0,0 0 0 0 0,0 0-1 0 0,0 0 1 0 0,0 0 0 0 0,0 1-1 0 0,0-1 1 0 0,-1 1 0 0 0,1 0-1 0 0,0 0 1 0 0,-1 0 0 0 0,1 0-1 0 0,-1 0 1 0 0,0 0 0 0 0,0 1-1 0 0,0-1 1 0 0,0 1 0 0 0,2 4-1 0 0,2 4-1 0 0,0 0 0 0 0,-1 1-1 0 0,0 0 1 0 0,-1 0 0 0 0,0 0-1 0 0,-1 0 1 0 0,0 1-1 0 0,-1-1 1 0 0,-1 1 0 0 0,1 22-1 0 0,-3-12-58 0 0,0 0 0 0 0,-1 0-1 0 0,-1 0 1 0 0,-1-1 0 0 0,-8 23 0 0 0,11-39 3 0 0,-1 1 0 0 0,0-1 1 0 0,0 0-1 0 0,0 0 0 0 0,-1 0 1 0 0,0 0-1 0 0,0-1 0 0 0,-1 1 1 0 0,1-1-1 0 0,-1 0 0 0 0,0 0 1 0 0,-1 0-1 0 0,1 0 0 0 0,-1-1 0 0 0,-8 6 1 0 0,11-8-8 0 0,-5-5 21 0 0,6 3 30 0 0,1 1 0 0 0,-1-1 0 0 0,0 0 1 0 0,0-1-1 0 0,1 1 0 0 0,-1 0 1 0 0,0 0-1 0 0,0 0 0 0 0,1 0 0 0 0,-1-1 1 0 0,0 1-1 0 0,1 0 0 0 0,-1 0 1 0 0,0-1-1 0 0,1 1 0 0 0,-1-1 0 0 0,1 1 1 0 0,-1 0-1 0 0,0-1 0 0 0,1 1 0 0 0,-1-2 1 0 0,-2-5 43 0 0,0 0 0 0 0,1-1 0 0 0,0 1 0 0 0,1-1 0 0 0,-1 1 0 0 0,1-1 0 0 0,1 0 0 0 0,0 1 0 0 0,0-1 0 0 0,0 0 0 0 0,1 0 0 0 0,0 1 0 0 0,4-15 0 0 0,-2 9-13 0 0,1 0 0 0 0,1 0-1 0 0,0 0 1 0 0,0 0 0 0 0,2 1 0 0 0,-1 0 0 0 0,11-14-1 0 0,-13 21-106 0 0,0 0-1 0 0,1 1 1 0 0,-1 0-1 0 0,1 0 0 0 0,0 0 1 0 0,0 0-1 0 0,0 1 1 0 0,0 0-1 0 0,1 0 0 0 0,-1 0 1 0 0,10-3-1 0 0,1 2-658 0 0,0 0-1 0 0,30-3 1 0 0,-41 6 535 0 0,0 0-735 0 0</inkml:trace>
   <inkml:trace contextRef="#ctx0" brushRef="#br0" timeOffset="36360.14">4047 4823 0 0 0,'22'-35'2729'0'0,"-15"24"-1693"0"0,-7 11-1028 0 0,1 0 0 0 0,-1 0 0 0 0,0-1 0 0 0,0 1 0 0 0,0 0 1 0 0,0 0-1 0 0,0 0 0 0 0,1 0 0 0 0,-1 0 0 0 0,0-1 0 0 0,0 1 0 0 0,0 0 0 0 0,0 0 1 0 0,0 0-1 0 0,0-1 0 0 0,0 1 0 0 0,0 0 0 0 0,0 0 0 0 0,0 0 0 0 0,0 0 1 0 0,0-1-1 0 0,0 1 0 0 0,0 0 0 0 0,0 0 0 0 0,0 0 0 0 0,0-1 0 0 0,0 1 1 0 0,0 0-1 0 0,0 0 0 0 0,0 0 0 0 0,0-1 0 0 0,0 1 0 0 0,0 0 0 0 0,0 0 1 0 0,-1 0-1 0 0,1 0 0 0 0,0-1 0 0 0,0 1 0 0 0,0 0 0 0 0,0 0 0 0 0,0 0 1 0 0,-1 0-1 0 0,1 0 0 0 0,0 0 0 0 0,0-1 0 0 0,0 1 0 0 0,0 0 0 0 0,-1 0 1 0 0,1 0-1 0 0,0 0 0 0 0,0 0 0 0 0,0 0 0 0 0,0 0 0 0 0,-1 0 0 0 0,0-2 327 0 0,-1 0-189 0 0,1 1 1 0 0,0-1-1 0 0,-1 0 1 0 0,1 1 0 0 0,-1 0-1 0 0,1-1 1 0 0,-1 1-1 0 0,1 0 1 0 0,-1 0-1 0 0,0 0 1 0 0,0 0-1 0 0,-3-2 1 0 0,0 5-131 0 0,-1 0-1 0 0,0 0 1 0 0,0 0 0 0 0,1 0 0 0 0,-1 1-1 0 0,1 0 1 0 0,0 0 0 0 0,0 1 0 0 0,0-1-1 0 0,-8 9 1 0 0,6-6-11 0 0,2 0 0 0 0,-1 0 0 0 0,0 1 0 0 0,1 0 0 0 0,1 0 0 0 0,-1 0 0 0 0,1 1 0 0 0,0-1 0 0 0,-5 17 0 0 0,3-7-127 0 0,0 1 0 0 0,2 0 1 0 0,-3 28-1 0 0,6-45 83 0 0,1 1 0 0 0,0 0 0 0 0,0 0 0 0 0,0 0-1 0 0,0 0 1 0 0,0 0 0 0 0,0 0 0 0 0,0 0 0 0 0,1 0 0 0 0,-1 0 0 0 0,1 0 0 0 0,-1 0 0 0 0,1 0 0 0 0,0 0 0 0 0,0-1 0 0 0,0 1 0 0 0,0 0-1 0 0,0-1 1 0 0,0 1 0 0 0,1-1 0 0 0,-1 1 0 0 0,0-1 0 0 0,1 1 0 0 0,-1-1 0 0 0,1 0 0 0 0,-1 0 0 0 0,1 1 0 0 0,0-1 0 0 0,-1-1 0 0 0,4 3-1 0 0,3-3-47 0 0,0 0-1 0 0,-1 0 1 0 0,1 0-1 0 0,-1-1 1 0 0,1 0-1 0 0,-1-1 1 0 0,1 1-1 0 0,-1-1 1 0 0,0-1-1 0 0,0 0 1 0 0,0 0-1 0 0,0 0 1 0 0,0-1-1 0 0,0 0 1 0 0,-1 0-1 0 0,0 0 1 0 0,11-10-1 0 0,-4 1 5 0 0,0 0 1 0 0,0 0-1 0 0,-1-1 0 0 0,-1-1 0 0 0,0 0 0 0 0,14-27 0 0 0,-20 32 91 0 0,0-1 0 0 0,-1 1 1 0 0,-1-1-1 0 0,0 1 1 0 0,0-1-1 0 0,-1 0 0 0 0,0 0 1 0 0,-1 0-1 0 0,0-13 0 0 0,-1 22 37 0 0,-14 12 2 0 0,9 0-55 0 0,0 0 0 0 0,0 0 1 0 0,1 1-1 0 0,0-1 0 0 0,1 1 0 0 0,0 0 0 0 0,1 0 1 0 0,0 0-1 0 0,1 1 0 0 0,0-1 0 0 0,1 0 0 0 0,0 1 0 0 0,0-1 1 0 0,2 0-1 0 0,-1 1 0 0 0,1-1 0 0 0,7 18 0 0 0,-9-28-28 0 0,0 0-1 0 0,1 0 1 0 0,-1 0-1 0 0,0 0 0 0 0,1-1 1 0 0,-1 1-1 0 0,1 0 1 0 0,-1 0-1 0 0,1-1 0 0 0,0 1 1 0 0,-1 0-1 0 0,1-1 1 0 0,0 1-1 0 0,-1-1 0 0 0,1 1 1 0 0,0-1-1 0 0,0 1 1 0 0,-1-1-1 0 0,1 1 0 0 0,0-1 1 0 0,0 0-1 0 0,0 0 1 0 0,0 1-1 0 0,0-1 0 0 0,26-2-1099 0 0,-6-3 658 0 0</inkml:trace>
-  <inkml:trace contextRef="#ctx0" brushRef="#br0" timeOffset="36834.62">4332 4806 0 0 0,'0'-4'1362'0'0,"-2"-47"1258"0"0,3 47-2186 0 0,1-15 501 0 0,3 13-824 0 0,-1 0-1 0 0,1 0 0 0 0,1 0 1 0 0,-1 1-1 0 0,1-1 1 0 0,-1 1-1 0 0,1 0 1 0 0,1 1-1 0 0,-1 0 1 0 0,10-5-1 0 0,-4 3-88 0 0,1 0 1 0 0,0 1-1 0 0,-1 1 1 0 0,2 0-1 0 0,14-2 1 0 0,-24 5-48 0 0,0 2 2 0 0,-1 0 0 0 0,1 0-1 0 0,-1 0 1 0 0,1 0 0 0 0,-1 1 0 0 0,0-1 0 0 0,5 3 0 0 0,-5 0 1 0 0,0 1 1 0 0,0-1 0 0 0,0 0 0 0 0,0 1 0 0 0,-1 0-1 0 0,0 0 1 0 0,0 0 0 0 0,0 0 0 0 0,0 0-1 0 0,-1 0 1 0 0,0 0 0 0 0,1 6 0 0 0,-1 6-57 0 0,-1 0 0 0 0,0 0 1 0 0,-1-1-1 0 0,0 1 0 0 0,-2 0 0 0 0,0-1 1 0 0,-1 1-1 0 0,0-1 0 0 0,-1 0 0 0 0,-13 26 0 0 0,13-36-200 0 0,4-19 248 0 0,8-23 92 0 0,3 12-57 0 0,37-72 36 0 0,-41 86-44 0 0,0 1-1 0 0,0 0 1 0 0,1 0-1 0 0,0 0 1 0 0,1 1-1 0 0,0 0 1 0 0,10-8-1 0 0,-15 13 1 0 0,1 1 0 0 0,-1 0-1 0 0,0 0 1 0 0,1 0 0 0 0,0 1-1 0 0,-1-1 1 0 0,1 1 0 0 0,0 0 0 0 0,-1 0-1 0 0,1 0 1 0 0,0 0 0 0 0,0 1-1 0 0,0-1 1 0 0,6 1 0 0 0,-7 1-1 0 0,-1-1 1 0 0,1 1-1 0 0,0-1 1 0 0,-1 1-1 0 0,1 0 0 0 0,-1 0 1 0 0,1 0-1 0 0,-1 0 1 0 0,1 0-1 0 0,-1 1 1 0 0,0-1-1 0 0,1 1 0 0 0,-1-1 1 0 0,0 1-1 0 0,0 0 1 0 0,0 0-1 0 0,-1 0 1 0 0,1 0-1 0 0,2 4 0 0 0,1 1-7 0 0,-3-1 8 0 0,1 25-8 0 0,0-20 3 0 0,-2 0 0 0 0,0 1 0 0 0,0-1 0 0 0,-1 1 0 0 0,0-1 0 0 0,-1 1 0 0 0,-1-1 0 0 0,0 1 0 0 0,-6 19 0 0 0,3-10-141 0 0,3-13-141 0 0,-1 1 1 0 0,0-1 0 0 0,0-1-1 0 0,0 1 1 0 0,-1 0 0 0 0,0-1-1 0 0,-1 0 1 0 0,1 0 0 0 0,-10 10-1 0 0</inkml:trace>
+  <inkml:trace contextRef="#ctx0" brushRef="#br0" timeOffset="36834.61">4332 4806 0 0 0,'0'-4'1362'0'0,"-2"-47"1258"0"0,3 47-2186 0 0,1-15 501 0 0,3 13-824 0 0,-1 0-1 0 0,1 0 0 0 0,1 0 1 0 0,-1 1-1 0 0,1-1 1 0 0,-1 1-1 0 0,1 0 1 0 0,1 1-1 0 0,-1 0 1 0 0,10-5-1 0 0,-4 3-88 0 0,1 0 1 0 0,0 1-1 0 0,-1 1 1 0 0,2 0-1 0 0,14-2 1 0 0,-24 5-48 0 0,0 2 2 0 0,-1 0 0 0 0,1 0-1 0 0,-1 0 1 0 0,1 0 0 0 0,-1 1 0 0 0,0-1 0 0 0,5 3 0 0 0,-5 0 1 0 0,0 1 1 0 0,0-1 0 0 0,0 0 0 0 0,0 1 0 0 0,-1 0-1 0 0,0 0 1 0 0,0 0 0 0 0,0 0 0 0 0,0 0-1 0 0,-1 0 1 0 0,0 0 0 0 0,1 6 0 0 0,-1 6-57 0 0,-1 0 0 0 0,0 0 1 0 0,-1-1-1 0 0,0 1 0 0 0,-2 0 0 0 0,0-1 1 0 0,-1 1-1 0 0,0-1 0 0 0,-1 0 0 0 0,-13 26 0 0 0,13-36-200 0 0,4-19 248 0 0,8-23 92 0 0,3 12-57 0 0,37-72 36 0 0,-41 86-44 0 0,0 1-1 0 0,0 0 1 0 0,1 0-1 0 0,0 0 1 0 0,1 1-1 0 0,0 0 1 0 0,10-8-1 0 0,-15 13 1 0 0,1 1 0 0 0,-1 0-1 0 0,0 0 1 0 0,1 0 0 0 0,0 1-1 0 0,-1-1 1 0 0,1 1 0 0 0,0 0 0 0 0,-1 0-1 0 0,1 0 1 0 0,0 0 0 0 0,0 1-1 0 0,0-1 1 0 0,6 1 0 0 0,-7 1-1 0 0,-1-1 1 0 0,1 1-1 0 0,0-1 1 0 0,-1 1-1 0 0,1 0 0 0 0,-1 0 1 0 0,1 0-1 0 0,-1 0 1 0 0,1 0-1 0 0,-1 1 1 0 0,0-1-1 0 0,1 1 0 0 0,-1-1 1 0 0,0 1-1 0 0,0 0 1 0 0,0 0-1 0 0,-1 0 1 0 0,1 0-1 0 0,2 4 0 0 0,1 1-7 0 0,-3-1 8 0 0,1 25-8 0 0,0-20 3 0 0,-2 0 0 0 0,0 1 0 0 0,0-1 0 0 0,-1 1 0 0 0,0-1 0 0 0,-1 1 0 0 0,-1-1 0 0 0,0 1 0 0 0,-6 19 0 0 0,3-10-141 0 0,3-13-141 0 0,-1 1 1 0 0,0-1 0 0 0,0-1-1 0 0,0 1 1 0 0,-1 0 0 0 0,0-1-1 0 0,-1 0 1 0 0,1 0 0 0 0,-10 10-1 0 0</inkml:trace>
   <inkml:trace contextRef="#ctx0" brushRef="#br0" timeOffset="38054.11">849 5980 0 0 0,'0'0'1821'0'0,"-1"-12"2008"0"0,56 5-3771 0 0,88-1 0 0 0,-103 15-273 0 0,-33-5 187 0 0,-4-1-77 0 0,1 0-220 0 0,25 13-2366 0 0</inkml:trace>
-  <inkml:trace contextRef="#ctx0" brushRef="#br0" timeOffset="40910.13">1875 5906 0 0 0,'1'-3'674'0'0,"3"-10"2"0"0,-4 11-483 0 0,1 0 0 0 0,0 1-1 0 0,0-1 1 0 0,-1 0-1 0 0,1 0 1 0 0,-1 0-1 0 0,1 0 1 0 0,-1 1-1 0 0,0-1 1 0 0,1 0-1 0 0,-1 0 1 0 0,0 0-1 0 0,0 0 1 0 0,-1 0-1 0 0,1 0 1 0 0,0 0 0 0 0,-1 1-1 0 0,1-1 1 0 0,-2-4-1 0 0,0 5 226 0 0,-13 2-411 0 0,-1 1 1 0 0,1 1 0 0 0,-1 1-1 0 0,1 0 1 0 0,0 1-1 0 0,0 0 1 0 0,1 1 0 0 0,-1 1-1 0 0,1 0 1 0 0,-20 15 0 0 0,31-20-43 0 0,1 0 1 0 0,0 0 0 0 0,-1 0 0 0 0,1 0 0 0 0,0 1 0 0 0,0-1 0 0 0,1 0 0 0 0,-1 1 0 0 0,1 0 0 0 0,-1-1 0 0 0,1 1 0 0 0,0 0 0 0 0,0 0 0 0 0,0 0 0 0 0,0 0 0 0 0,0 0 0 0 0,0 6 0 0 0,1-7-57 0 0,13 31-414 0 0,-10-29 423 0 0,0 0-1 0 0,0-1 1 0 0,0 1 0 0 0,0-1 0 0 0,1 1 0 0 0,0-1-1 0 0,-1 0 1 0 0,1 0 0 0 0,8 4 0 0 0,-9-6-39 0 0,1-1-63 0 0,55-3-279 0 0,-56 2 415 0 0,1 0 11 0 0,11-3 6 0 0,-11 3 8 0 0,35-6 648 0 0,-37 7-616 0 0,-1 0 0 0 0,0 0-1 0 0,0 1 1 0 0,1-1-1 0 0,-1 0 1 0 0,0 1 0 0 0,0-1-1 0 0,0 1 1 0 0,0-1 0 0 0,0 1-1 0 0,1-1 1 0 0,-1 1-1 0 0,0 0 1 0 0,0 0 0 0 0,0-1-1 0 0,-1 1 1 0 0,1 0-1 0 0,0 0 1 0 0,0 0 0 0 0,0 0-1 0 0,0 2 1 0 0,1-1 20 0 0,-1-1-22 0 0,0 1-1 0 0,0 0 0 0 0,1 0 0 0 0,-1 0 0 0 0,0 0 0 0 0,-1 0 0 0 0,1-1 0 0 0,0 1 0 0 0,-1 1 0 0 0,1-1 1 0 0,-1 0-1 0 0,1 0 0 0 0,-1 2 0 0 0,6 34 26 0 0,-4-32-30 0 0,-4 45 3 0 0,0-13-8 0 0,2-34 1 0 0,-5 9-10 0 0,5-8 10 0 0,-14 27-5 0 0,13-29 6 0 0,0 0-1 0 0,-1 0 1 0 0,1-1-1 0 0,-1 1 1 0 0,0 0-1 0 0,0-1 1 0 0,0 1-1 0 0,-4 3 1 0 0,-5-3-14 0 0,8-3 15 0 0,1 1-10 0 0,-20 5-55 0 0,17-7 23 0 0,-4 0-200 0 0,0 0 1 0 0,0-1-1 0 0,0-1 0 0 0,0 1 1 0 0,0-1-1 0 0,-12-7 0 0 0,20 10 192 0 0,-1-1 0 0 0,1 0 0 0 0,0 0 0 0 0,0 0 0 0 0,0 0 0 0 0,0 0 0 0 0,0 0-1 0 0,0 0 1 0 0,0 0 0 0 0,0 0 0 0 0,0-1 0 0 0,0 1 0 0 0,0 0 0 0 0,0-2 0 0 0,-2-3-158 0 0,-8-8-378 0 0</inkml:trace>
+  <inkml:trace contextRef="#ctx0" brushRef="#br0" timeOffset="40910.12">1875 5906 0 0 0,'1'-3'674'0'0,"3"-10"2"0"0,-4 11-483 0 0,1 0 0 0 0,0 1-1 0 0,0-1 1 0 0,-1 0-1 0 0,1 0 1 0 0,-1 0-1 0 0,1 0 1 0 0,-1 1-1 0 0,0-1 1 0 0,1 0-1 0 0,-1 0 1 0 0,0 0-1 0 0,0 0 1 0 0,-1 0-1 0 0,1 0 1 0 0,0 0 0 0 0,-1 1-1 0 0,1-1 1 0 0,-2-4-1 0 0,0 5 226 0 0,-13 2-411 0 0,-1 1 1 0 0,1 1 0 0 0,-1 1-1 0 0,1 0 1 0 0,0 1-1 0 0,0 0 1 0 0,1 1 0 0 0,-1 1-1 0 0,1 0 1 0 0,-20 15 0 0 0,31-20-43 0 0,1 0 1 0 0,0 0 0 0 0,-1 0 0 0 0,1 0 0 0 0,0 1 0 0 0,0-1 0 0 0,1 0 0 0 0,-1 1 0 0 0,1 0 0 0 0,-1-1 0 0 0,1 1 0 0 0,0 0 0 0 0,0 0 0 0 0,0 0 0 0 0,0 0 0 0 0,0 0 0 0 0,0 6 0 0 0,1-7-57 0 0,13 31-414 0 0,-10-29 423 0 0,0 0-1 0 0,0-1 1 0 0,0 1 0 0 0,0-1 0 0 0,1 1 0 0 0,0-1-1 0 0,-1 0 1 0 0,1 0 0 0 0,8 4 0 0 0,-9-6-39 0 0,1-1-63 0 0,55-3-279 0 0,-56 2 415 0 0,1 0 11 0 0,11-3 6 0 0,-11 3 8 0 0,35-6 648 0 0,-37 7-616 0 0,-1 0 0 0 0,0 0-1 0 0,0 1 1 0 0,1-1-1 0 0,-1 0 1 0 0,0 1 0 0 0,0-1-1 0 0,0 1 1 0 0,0-1 0 0 0,0 1-1 0 0,1-1 1 0 0,-1 1-1 0 0,0 0 1 0 0,0 0 0 0 0,0-1-1 0 0,-1 1 1 0 0,1 0-1 0 0,0 0 1 0 0,0 0 0 0 0,0 0-1 0 0,0 2 1 0 0,1-1 20 0 0,-1-1-22 0 0,0 1-1 0 0,0 0 0 0 0,1 0 0 0 0,-1 0 0 0 0,0 0 0 0 0,-1 0 0 0 0,1-1 0 0 0,0 1 0 0 0,-1 1 0 0 0,1-1 1 0 0,-1 0-1 0 0,1 0 0 0 0,-1 2 0 0 0,6 34 26 0 0,-4-32-30 0 0,-4 45 3 0 0,0-13-8 0 0,2-34 1 0 0,-5 9-10 0 0,5-8 10 0 0,-14 27-5 0 0,13-29 6 0 0,0 0-1 0 0,-1 0 1 0 0,1-1-1 0 0,-1 1 1 0 0,0 0-1 0 0,0-1 1 0 0,0 1-1 0 0,-4 3 1 0 0,-5-3-14 0 0,8-3 15 0 0,1 1-10 0 0,-20 5-55 0 0,17-7 23 0 0,-4 0-200 0 0,0 0 1 0 0,0-1-1 0 0,0-1 0 0 0,0 1 1 0 0,0-1-1 0 0,-12-7 0 0 0,20 10 192 0 0,-1-1 0 0 0,1 0 0 0 0,0 0 0 0 0,0 0 0 0 0,0 0 0 0 0,0 0 0 0 0,0 0-1 0 0,0 0 1 0 0,0 0 0 0 0,0 0 0 0 0,0-1 0 0 0,0 1 0 0 0,0 0 0 0 0,0-2 0 0 0,-2-3-158 0 0,-8-8-378 0 0</inkml:trace>
   <inkml:trace contextRef="#ctx0" brushRef="#br0" timeOffset="41458.5">2205 5972 0 0 0,'-3'-51'2099'0'0,"2"48"-1769"0"0,-7-13 731 0 0,7 15-1011 0 0,0-1 0 0 0,-1 1 0 0 0,1-1-1 0 0,-1 1 1 0 0,1 0 0 0 0,-1 0 0 0 0,1-1 0 0 0,-1 1-1 0 0,0 0 1 0 0,1 0 0 0 0,-1 1 0 0 0,0-1 0 0 0,0 0 0 0 0,0 1-1 0 0,0-1 1 0 0,0 1 0 0 0,0-1 0 0 0,0 1 0 0 0,0 0-1 0 0,0 0 1 0 0,0 0 0 0 0,-2 0 0 0 0,-1 1-41 0 0,0 1-1 0 0,-1 0 1 0 0,1 0 0 0 0,0 0 0 0 0,0 1-1 0 0,-7 4 1 0 0,-3 2 46 0 0,10-5-53 0 0,0 0-1 0 0,0 0 1 0 0,0 0-1 0 0,1 1 0 0 0,0-1 1 0 0,0 1-1 0 0,0 1 1 0 0,-6 9-1 0 0,-3 4 0 0 0,7-10-41 0 0,0 0 0 0 0,0 0 0 0 0,1 0 1 0 0,1 1-1 0 0,0-1 0 0 0,-5 18 0 0 0,8-25-148 0 0,11 10-410 0 0,-5-11 548 0 0,0-1 0 0 0,0 0 1 0 0,1 0-1 0 0,-1 0 0 0 0,0-1 0 0 0,0 1 0 0 0,0-1 0 0 0,0 0 0 0 0,0-1 0 0 0,0 1 1 0 0,0-1-1 0 0,0 0 0 0 0,0-1 0 0 0,-1 1 0 0 0,1-1 0 0 0,-1 0 0 0 0,0 0 1 0 0,1 0-1 0 0,5-6 0 0 0,7-8 147 0 0,0 0-1 0 0,26-37 1 0 0,-40 49-16 0 0,-1 3 78 0 0,0-6 65 0 0,1 10-2 0 0,3 8-125 0 0,-3 5-64 0 0,0 1-1 0 0,-1-1 1 0 0,-1 1 0 0 0,0-1 0 0 0,-1 1-1 0 0,-1-1 1 0 0,-4 23 0 0 0,-3 75 38 0 0,-14 23-1666 0 0,22-133 1224 0 0</inkml:trace>
   <inkml:trace contextRef="#ctx0" brushRef="#br0" timeOffset="42468.03">2369 6055 0 0 0,'-6'-14'1942'0'0,"20"-27"242"0"0,-11 35-2111 0 0,1 0 0 0 0,0 1 0 0 0,0-1 0 0 0,0 1 0 0 0,1 0 0 0 0,0 0 1 0 0,0 1-1 0 0,0-1 0 0 0,0 1 0 0 0,1 0 0 0 0,-1 1 0 0 0,1-1 0 0 0,0 1 0 0 0,0 0 0 0 0,10-3 0 0 0,-13 5-61 0 0,1 0-7 0 0,31 0 5 0 0,-32 1-8 0 0,-1 0-2 0 0,-1 0-1 0 0,1 1 1 0 0,-1-1-1 0 0,0 0 1 0 0,1 1 0 0 0,-1-1-1 0 0,1 0 1 0 0,-1 1-1 0 0,0 0 1 0 0,0-1-1 0 0,1 1 1 0 0,-1 0 0 0 0,0 0-1 0 0,0-1 1 0 0,0 1-1 0 0,0 0 1 0 0,0 0-1 0 0,0 0 1 0 0,0 1-1 0 0,0-1 1 0 0,0 0 0 0 0,1 2-1 0 0,3 10-10 0 0,-1 1-1 0 0,0 0 1 0 0,-1 0-1 0 0,0 0 1 0 0,-1 1 0 0 0,0-1-1 0 0,-2 20 1 0 0,0-13-85 0 0,-1-1 0 0 0,-1 0 1 0 0,-1 0-1 0 0,-11 36 0 0 0,13-53 72 0 0,0 0 0 0 0,0-1 0 0 0,-1 0-1 0 0,0 1 1 0 0,1-1 0 0 0,-1 0-1 0 0,0 0 1 0 0,-3 3 0 0 0,5-4 28 0 0,-3 1-62 0 0,3-1 53 0 0,-1 0 0 0 0,0 0 0 0 0,1-1-1 0 0,-1 1 1 0 0,0-1 0 0 0,0 1-1 0 0,0 0 1 0 0,1-1 0 0 0,-1 0-1 0 0,0 1 1 0 0,0-1 0 0 0,0 1-1 0 0,0-1 1 0 0,0 0 0 0 0,0 0 0 0 0,0 1-1 0 0,0-1 1 0 0,0 0 0 0 0,1 0-1 0 0,-1 0 1 0 0,0 0 0 0 0,0 0-1 0 0,0 0 1 0 0,0-1 0 0 0,0 1-1 0 0,0 0 1 0 0,0 0 0 0 0,0-1-1 0 0,0 1 1 0 0,0 0 0 0 0,0-1 0 0 0,1 1-1 0 0,-1-1 1 0 0,0 1 0 0 0,0-1-1 0 0,0 0 1 0 0,1 1 0 0 0,-1-1-1 0 0,0 0 1 0 0,1 1 0 0 0,-1-1-1 0 0,1 0 1 0 0,-1 0 0 0 0,1 1 0 0 0,-1-2-1 0 0,-2-2 53 0 0,1 0 0 0 0,0 0 0 0 0,0 0 0 0 0,0 0 1 0 0,0-1-1 0 0,1 1 0 0 0,-2-7 0 0 0,3 3 29 0 0,-1-1 0 0 0,1 0 0 0 0,1 0 0 0 0,0 0 0 0 0,0 0 0 0 0,1 0 0 0 0,0 0 0 0 0,0 1-1 0 0,1-1 1 0 0,0 1 0 0 0,1 0 0 0 0,-1-1 0 0 0,2 2 0 0 0,-1-1 0 0 0,1 0 0 0 0,0 1 0 0 0,1 0 0 0 0,0 0 0 0 0,0 1 0 0 0,0-1 0 0 0,9-5 0 0 0,-3 2-99 0 0,1 0-1 0 0,1 1 1 0 0,0 0 0 0 0,0 1-1 0 0,1 0 1 0 0,-1 2 0 0 0,2 0-1 0 0,-1 0 1 0 0,1 1 0 0 0,26-4-1 0 0,10 4-682 0 0,-31 3-320 0 0,1-1 1 0 0,32-7 0 0 0,-34 4-886 0 0</inkml:trace>
   <inkml:trace contextRef="#ctx0" brushRef="#br0" timeOffset="42761.13">2985 5793 0 0 0,'0'0'3900'0'0,"-7"16"-3574"0"0,-2 23-387 0 0,3 0-1 0 0,1 1 0 0 0,2 0 1 0 0,1 0-1 0 0,8 75 0 0 0,-6-112 13 0 0,0 0-1 0 0,1 1 0 0 0,-1-1 0 0 0,1 0 1 0 0,0 0-1 0 0,0 0 0 0 0,0 0 0 0 0,1 0 0 0 0,-1 0 1 0 0,1 0-1 0 0,-1 0 0 0 0,1-1 0 0 0,0 1 1 0 0,0 0-1 0 0,4 2 0 0 0,-4-4 0 0 0,21-7-168 0 0,-14 0 102 0 0,-1-1-1 0 0,-1 0 0 0 0,0-1 1 0 0,7-8-1 0 0,-11 13 9 0 0,0-1-1 0 0,-1 1 1 0 0,1-1-1 0 0,-1 0 1 0 0,0 0-1 0 0,0 0 1 0 0,-1 0-1 0 0,1 0 1 0 0,-1-1-1 0 0,0 1 1 0 0,0 0-1 0 0,1-7 1 0 0,-2 8-365 0 0</inkml:trace>
@@ -1938,7 +1891,7 @@
   <inkml:trace contextRef="#ctx0" brushRef="#br0" timeOffset="45012.08">4581 6077 0 0 0,'0'0'878'0'0,"-12"-9"2187"0"0,12 9-3039 0 0,-1-1 1 0 0,1 1-1 0 0,0-1 0 0 0,-1 0 1 0 0,1 1-1 0 0,0-1 0 0 0,-1 0 1 0 0,1 1-1 0 0,0-1 0 0 0,0 0 1 0 0,-1 0-1 0 0,1 1 0 0 0,0-1 0 0 0,0 0 1 0 0,0 1-1 0 0,0-1 0 0 0,0 0 1 0 0,0 0-1 0 0,0 1 0 0 0,0-1 1 0 0,0 0-1 0 0,1 0 0 0 0,-1 1 1 0 0,0-1-1 0 0,0 0 0 0 0,1-1 0 0 0,16-24 372 0 0,-9 18-348 0 0,0-1 0 0 0,1 1 0 0 0,13-9 0 0 0,-13 10-48 0 0,1 1 0 0 0,0 0 0 0 0,0 1-1 0 0,1 0 1 0 0,-1 0 0 0 0,1 1 0 0 0,14-3-1 0 0,-22 6-20 0 0,0 2 11 0 0,-1-1-1 0 0,1 1 0 0 0,0-1 0 0 0,-1 1 1 0 0,1 0-1 0 0,-1 0 0 0 0,0 0 0 0 0,1 0 1 0 0,-1 1-1 0 0,0-1 0 0 0,3 3 0 0 0,-2-1 0 0 0,-1 0-1 0 0,1 0 0 0 0,-1 1 0 0 0,0-1 0 0 0,0 1 1 0 0,0-1-1 0 0,-1 1 0 0 0,1 0 0 0 0,-1-1 0 0 0,0 1 1 0 0,0 0-1 0 0,0 0 0 0 0,-1 0 0 0 0,1 0 0 0 0,-1 0 1 0 0,0 6-1 0 0,0-6-8 0 0,0 8-13 0 0,-1-1 0 0 0,0 0-1 0 0,-1 1 1 0 0,-1-1-1 0 0,1 0 1 0 0,-2 0-1 0 0,-8 21 1 0 0,6-18-34 0 0,-12 16-49 0 0,16-28 96 0 0,1-4 19 0 0,0 0-1 0 0,1-1 1 0 0,-1 1 0 0 0,0-1-1 0 0,1 1 1 0 0,-1 0-1 0 0,1-1 1 0 0,0 1 0 0 0,0-1-1 0 0,0 1 1 0 0,0-1 0 0 0,1-3-1 0 0,0-9 42 0 0,1 1-1 0 0,0-1 1 0 0,2 0-1 0 0,-1 1 1 0 0,2-1-1 0 0,0 1 1 0 0,9-18-1 0 0,-10 25 3 0 0,0 0 0 0 0,0-1 0 0 0,1 2 0 0 0,0-1 0 0 0,0 0 0 0 0,1 1 0 0 0,-1 0 0 0 0,1 0 0 0 0,1 1 0 0 0,-1-1 0 0 0,1 2 0 0 0,0-1 0 0 0,0 1 0 0 0,15-7 0 0 0,-17 9-30 0 0,1 1 1 0 0,0 0 0 0 0,0 0 0 0 0,1 0 0 0 0,-1 1 0 0 0,0 0 0 0 0,7 1 0 0 0,-9-1-10 0 0,1 1 0 0 0,-1 0 0 0 0,0-1-1 0 0,0 2 1 0 0,0-1 0 0 0,0 0-1 0 0,0 1 1 0 0,0 0 0 0 0,-1 0-1 0 0,1 0 1 0 0,0 0 0 0 0,-1 1-1 0 0,0 0 1 0 0,1-1 0 0 0,-1 1-1 0 0,0 0 1 0 0,0 0 0 0 0,-1 1-1 0 0,1-1 1 0 0,-1 1 0 0 0,0-1-1 0 0,1 1 1 0 0,2 8 0 0 0,-2-1-4 0 0,0 1 0 0 0,0 0 0 0 0,-1 0 0 0 0,0 0 0 0 0,-2 1 0 0 0,1-1 0 0 0,-1 0 0 0 0,-1 0 0 0 0,-2 13 0 0 0,-4 15-417 0 0,-17 53 1 0 0,7-32-1160 0 0,16-58 219 0 0</inkml:trace>
   <inkml:trace contextRef="#ctx0" brushRef="#br0" timeOffset="46105.89">925 6856 0 0 0,'0'0'6673'0'0,"3"0"-6530"0"0,14-3-56 0 0,1 2 1 0 0,0 0 0 0 0,0 1 0 0 0,26 4 0 0 0,32-1-30 0 0,-39-4-98 0 0,193 0-2008 0 0,-209 3-402 0 0</inkml:trace>
   <inkml:trace contextRef="#ctx0" brushRef="#br0" timeOffset="52009.62">1937 6825 0 0 0,'0'0'622'0'0</inkml:trace>
-  <inkml:trace contextRef="#ctx0" brushRef="#br0" timeOffset="52539.26">1937 6823 0 0 0,'0'0'2056'0'0,"-3"0"-1798"0"0,-50-8 779 0 0,48 9-1016 0 0,0 0 0 0 0,0 0-1 0 0,0 1 1 0 0,1-1 0 0 0,-1 1-1 0 0,0 1 1 0 0,1-1 0 0 0,-1 0-1 0 0,-6 6 1 0 0,0 1-9 0 0,1 1 0 0 0,0 0 1 0 0,0 0-1 0 0,1 1 0 0 0,-14 21 0 0 0,20-25-12 0 0,-1-1 1 0 0,1 1-1 0 0,0 0 1 0 0,0 0-1 0 0,1 1 0 0 0,0-1 1 0 0,0 0-1 0 0,1 1 0 0 0,0-1 1 0 0,0 1-1 0 0,0 0 0 0 0,2 8 1 0 0,-1-13-7 0 0,1 1 1 0 0,0-1-1 0 0,0 1 1 0 0,0-1-1 0 0,0 0 0 0 0,0 1 1 0 0,1-1-1 0 0,-1 0 1 0 0,4 4-1 0 0,2 6-6 0 0,-6-12 11 0 0,-1 0-1 0 0,1 0 1 0 0,0 0 0 0 0,0-1-1 0 0,-1 1 1 0 0,1 0 0 0 0,0-1-1 0 0,0 1 1 0 0,0-1 0 0 0,0 1-1 0 0,0-1 1 0 0,0 1 0 0 0,0-1 0 0 0,0 0-1 0 0,0 1 1 0 0,0-1 0 0 0,0 0-1 0 0,0 0 1 0 0,0 0 0 0 0,1 0-1 0 0,11 6 58 0 0,8-9-42 0 0,-13 1-7 0 0,-1 0-1 0 0,0 0 1 0 0,0 0 0 0 0,0-1-1 0 0,0 0 1 0 0,9-7-1 0 0,-11 8-7 0 0,-1-1-1 0 0,0 0 1 0 0,1 1-1 0 0,-1 0 0 0 0,1 0 1 0 0,0 0-1 0 0,0 1 1 0 0,0 0-1 0 0,0 0 1 0 0,0 0-1 0 0,0 0 0 0 0,8 1 1 0 0,-7-1-3 0 0,-3 1 0 0 0,2 0-8 0 0,16 0 8 0 0,-16 0-3 0 0,-3 3-19 0 0,0-2 25 0 0,-1 0 0 0 0,1 0 0 0 0,0 0 0 0 0,0 0 0 0 0,-1 0 0 0 0,1 0 0 0 0,-1 1 1 0 0,1-1-1 0 0,-1 1 0 0 0,1-1 0 0 0,-1 1 0 0 0,0-1 0 0 0,2 4 0 0 0,3 3-2 0 0,0 0 0 0 0,0 1 0 0 0,-1 0 0 0 0,0 0 0 0 0,-1 0 0 0 0,0 0-1 0 0,0 1 1 0 0,-1 0 0 0 0,0 0 0 0 0,-1 0 0 0 0,0 0 0 0 0,1 17-1 0 0,-3-19 7 0 0,0 0 0 0 0,0 0 0 0 0,-1 0-1 0 0,0 0 1 0 0,0 0 0 0 0,-1 0 0 0 0,0-1-1 0 0,0 1 1 0 0,-1 0 0 0 0,0-1-1 0 0,0 0 1 0 0,-1 0 0 0 0,0 0 0 0 0,0 0-1 0 0,-1 0 1 0 0,-8 9 0 0 0,5-8 4 0 0,-1 0 1 0 0,0-1-1 0 0,0 0 1 0 0,0-1-1 0 0,-1 0 1 0 0,0 0-1 0 0,0-1 1 0 0,-12 5-1 0 0,1-3 15 0 0,0-1-1 0 0,-1-1 1 0 0,-28 4-1 0 0,47-8-20 0 0,-1 0 1 0 0,1 0-1 0 0,-1-1 0 0 0,1 1 1 0 0,-1-1-1 0 0,1 0 0 0 0,-1 0 1 0 0,1 0-1 0 0,-1-1 0 0 0,1 1 1 0 0,-6-2-1 0 0,-1-1 0 0 0,6 3-75 0 0,1 0 0 0 0,-1-1 0 0 0,0 1 0 0 0,0-1-1 0 0,1 0 1 0 0,-1-1 0 0 0,0 1 0 0 0,1 0 0 0 0,-1-1 0 0 0,1 0 0 0 0,0 0 0 0 0,-1 0 0 0 0,1 0 0 0 0,0-1 0 0 0,0 1 0 0 0,0-1 0 0 0,1 0 0 0 0,-1 1-1 0 0,1-1 1 0 0,-1-1 0 0 0,1 1 0 0 0,0 0 0 0 0,0 0 0 0 0,1-1 0 0 0,-1 1 0 0 0,0-1 0 0 0,1 0 0 0 0,0 1 0 0 0,-1-7 0 0 0,1-6-1120 0 0</inkml:trace>
+  <inkml:trace contextRef="#ctx0" brushRef="#br0" timeOffset="52539.25">1937 6823 0 0 0,'0'0'2056'0'0,"-3"0"-1798"0"0,-50-8 779 0 0,48 9-1016 0 0,0 0 0 0 0,0 0-1 0 0,0 1 1 0 0,1-1 0 0 0,-1 1-1 0 0,0 1 1 0 0,1-1 0 0 0,-1 0-1 0 0,-6 6 1 0 0,0 1-9 0 0,1 1 0 0 0,0 0 1 0 0,0 0-1 0 0,1 1 0 0 0,-14 21 0 0 0,20-25-12 0 0,-1-1 1 0 0,1 1-1 0 0,0 0 1 0 0,0 0-1 0 0,1 1 0 0 0,0-1 1 0 0,0 0-1 0 0,1 1 0 0 0,0-1 1 0 0,0 1-1 0 0,0 0 0 0 0,2 8 1 0 0,-1-13-7 0 0,1 1 1 0 0,0-1-1 0 0,0 1 1 0 0,0-1-1 0 0,0 0 0 0 0,0 1 1 0 0,1-1-1 0 0,-1 0 1 0 0,4 4-1 0 0,2 6-6 0 0,-6-12 11 0 0,-1 0-1 0 0,1 0 1 0 0,0 0 0 0 0,0-1-1 0 0,-1 1 1 0 0,1 0 0 0 0,0-1-1 0 0,0 1 1 0 0,0-1 0 0 0,0 1-1 0 0,0-1 1 0 0,0 1 0 0 0,0-1 0 0 0,0 0-1 0 0,0 1 1 0 0,0-1 0 0 0,0 0-1 0 0,0 0 1 0 0,0 0 0 0 0,1 0-1 0 0,11 6 58 0 0,8-9-42 0 0,-13 1-7 0 0,-1 0-1 0 0,0 0 1 0 0,0 0 0 0 0,0-1-1 0 0,0 0 1 0 0,9-7-1 0 0,-11 8-7 0 0,-1-1-1 0 0,0 0 1 0 0,1 1-1 0 0,-1 0 0 0 0,1 0 1 0 0,0 0-1 0 0,0 1 1 0 0,0 0-1 0 0,0 0 1 0 0,0 0-1 0 0,0 0 0 0 0,8 1 1 0 0,-7-1-3 0 0,-3 1 0 0 0,2 0-8 0 0,16 0 8 0 0,-16 0-3 0 0,-3 3-19 0 0,0-2 25 0 0,-1 0 0 0 0,1 0 0 0 0,0 0 0 0 0,0 0 0 0 0,-1 0 0 0 0,1 0 0 0 0,-1 1 1 0 0,1-1-1 0 0,-1 1 0 0 0,1-1 0 0 0,-1 1 0 0 0,0-1 0 0 0,2 4 0 0 0,3 3-2 0 0,0 0 0 0 0,0 1 0 0 0,-1 0 0 0 0,0 0 0 0 0,-1 0 0 0 0,0 0-1 0 0,0 1 1 0 0,-1 0 0 0 0,0 0 0 0 0,-1 0 0 0 0,0 0 0 0 0,1 17-1 0 0,-3-19 7 0 0,0 0 0 0 0,0 0 0 0 0,-1 0-1 0 0,0 0 1 0 0,0 0 0 0 0,-1 0 0 0 0,0-1-1 0 0,0 1 1 0 0,-1 0 0 0 0,0-1-1 0 0,0 0 1 0 0,-1 0 0 0 0,0 0 0 0 0,0 0-1 0 0,-1 0 1 0 0,-8 9 0 0 0,5-8 4 0 0,-1 0 1 0 0,0-1-1 0 0,0 0 1 0 0,0-1-1 0 0,-1 0 1 0 0,0 0-1 0 0,0-1 1 0 0,-12 5-1 0 0,1-3 15 0 0,0-1-1 0 0,-1-1 1 0 0,-28 4-1 0 0,47-8-20 0 0,-1 0 1 0 0,1 0-1 0 0,-1-1 0 0 0,1 1 1 0 0,-1-1-1 0 0,1 0 0 0 0,-1 0 1 0 0,1 0-1 0 0,-1-1 0 0 0,1 1 1 0 0,-6-2-1 0 0,-1-1 0 0 0,6 3-75 0 0,1 0 0 0 0,-1-1 0 0 0,0 1 0 0 0,0-1-1 0 0,1 0 1 0 0,-1-1 0 0 0,0 1 0 0 0,1 0 0 0 0,-1-1 0 0 0,1 0 0 0 0,0 0 0 0 0,-1 0 0 0 0,1 0 0 0 0,0-1 0 0 0,0 1 0 0 0,0-1 0 0 0,1 0 0 0 0,-1 1-1 0 0,1-1 1 0 0,-1-1 0 0 0,1 1 0 0 0,0 0 0 0 0,0 0 0 0 0,1-1 0 0 0,-1 1 0 0 0,0-1 0 0 0,1 0 0 0 0,0 1 0 0 0,-1-7 0 0 0,1-6-1120 0 0</inkml:trace>
   <inkml:trace contextRef="#ctx0" brushRef="#br0" timeOffset="53107.37">2375 7064 0 0 0,'2'-6'347'0'0,"-1"-1"-1"0"0,0 1 1 0 0,0-1-1 0 0,0 1 1 0 0,-1-1 0 0 0,0 0-1 0 0,0 1 1 0 0,-1-1-1 0 0,1 0 1 0 0,-2 1 0 0 0,1-1-1 0 0,-1 1 1 0 0,0-1 0 0 0,-3-8-1 0 0,3 13-115 0 0,-3-5 67 0 0,5 6-258 0 0,-1 1 0 0 0,1-1 0 0 0,0 0 0 0 0,-1 0 0 0 0,1 0 0 0 0,-1 0 0 0 0,1 1-1 0 0,-1-1 1 0 0,1 0 0 0 0,-1 0 0 0 0,0 1 0 0 0,1-1 0 0 0,-1 0 0 0 0,0 1 0 0 0,0-1 0 0 0,1 1 0 0 0,-1-1 0 0 0,0 1 0 0 0,0-1-1 0 0,0 1 1 0 0,0 0 0 0 0,1-1 0 0 0,-1 1 0 0 0,0 0 0 0 0,0 0 0 0 0,-1 0 0 0 0,-2 0-18 0 0,0 0 0 0 0,0 0-1 0 0,0 1 1 0 0,0-1 0 0 0,0 1 0 0 0,0 0 0 0 0,0 1 0 0 0,0-1-1 0 0,1 1 1 0 0,-1-1 0 0 0,0 1 0 0 0,1 0 0 0 0,-1 0 0 0 0,1 1 0 0 0,-4 2-1 0 0,1 1-12 0 0,1 1 0 0 0,-1-1 0 0 0,1 1 0 0 0,0 0 0 0 0,1 0 0 0 0,0 0 0 0 0,-4 9 0 0 0,2-3-93 0 0,1-1-1 0 0,1 1 1 0 0,0-1 0 0 0,1 1-1 0 0,1 0 1 0 0,0 1-1 0 0,-1 25 1 0 0,3-34-22 0 0,0-1 1 0 0,0 0-1 0 0,0 1 1 0 0,0-1-1 0 0,1 0 1 0 0,0 0-1 0 0,0 1 1 0 0,0-1-1 0 0,1 0 0 0 0,-1 0 1 0 0,1 0-1 0 0,0 0 1 0 0,0-1-1 0 0,0 1 1 0 0,0 0-1 0 0,1-1 1 0 0,0 1-1 0 0,-1-1 0 0 0,1 0 1 0 0,1 0-1 0 0,-1 0 1 0 0,0-1-1 0 0,1 1 1 0 0,-1-1-1 0 0,1 1 1 0 0,0-1-1 0 0,0 0 1 0 0,-1-1-1 0 0,7 3 0 0 0,-1-3-6 0 0,0 0 0 0 0,0 0-1 0 0,0-1 1 0 0,1-1 0 0 0,-1 1-1 0 0,0-1 1 0 0,0-1-1 0 0,13-3 1 0 0,-17 2 120 0 0,-1 1-1 0 0,0-1 1 0 0,0 0 0 0 0,0 0-1 0 0,0 0 1 0 0,0 0 0 0 0,-1-1-1 0 0,1 0 1 0 0,3-5 0 0 0,-5 6 16 0 0,2-1 136 0 0,-1-1-1 0 0,-1 0 1 0 0,1 0-1 0 0,-1 0 0 0 0,0 0 1 0 0,0 0-1 0 0,0 0 1 0 0,-1-1-1 0 0,1 1 1 0 0,-1 0-1 0 0,0-9 1 0 0,-1 11 169 0 0,-4-19 1607 0 0,1 17-608 0 0,1 21-1284 0 0,-3 78-496 0 0,-5-1 1 0 0,-23 99-1 0 0,28-163-145 0 0,4-27 438 0 0,0 7-571 0 0,-1 0 1 0 0,1 1-1 0 0,0-1 0 0 0,1 14 0 0 0,2-4-1210 0 0</inkml:trace>
   <inkml:trace contextRef="#ctx0" brushRef="#br0" timeOffset="55893.64">7719 4370 0 0 0,'0'0'2766'0'0,"2"19"-2754"0"0,22 115 54 0 0,-17-89-29 0 0,1-1 0 0 0,19 64-1 0 0,-15-67 14 0 0,-1 1 0 0 0,8 85 0 0 0,8 29 2 0 0,0-58-42 0 0,-11-48 28 0 0,14 88 0 0 0,-29-127-34 0 0,9 24 3 0 0,-7-26-4 0 0,31 115 41 0 0,-21-70-38 0 0,4 19 2 0 0,-10-33 7 0 0,-3-20-3 0 0,0-1 0 0 0,12 36 1 0 0,2-6 3 0 0,-9-20-5 0 0,9 42 0 0 0,-14-49 1 0 0,1 0-1 0 0,1-1 1 0 0,1 0-1 0 0,15 33 1 0 0,-11-31 4 0 0,-2 1 0 0 0,-1 0 0 0 0,11 49 1 0 0,-1-1 34 0 0,-1-12-38 0 0,-8-23 21 0 0,3 1 1 0 0,21 46 0 0 0,-31-79-36 0 0,0 0 1 0 0,-1 0 0 0 0,1-1-1 0 0,-1 1 1 0 0,0 0-1 0 0,0 0 1 0 0,-1 0 0 0 0,1 0-1 0 0,-1 0 1 0 0,-1 6 0 0 0,2 18-3 0 0,1 13 3 0 0,2 2 31 0 0,1-1-1 0 0,19 73 1 0 0,-22-110-38 0 0,0 13 2 0 0,17 109 307 0 0,6 20 402 0 0,-25-146-585 0 0,3 11 216 0 0,4-19-440 0 0,5-21-580 0 0,-3-23-1452 0 0,-6 21 162 0 0</inkml:trace>
   <inkml:trace contextRef="#ctx0" brushRef="#br0" timeOffset="56799.49">7463 5206 0 0 0,'22'-16'560'0'0,"1"0"0"0"0,0 1 0 0 0,44-20 1 0 0,80-25 568 0 0,-137 56-1014 0 0,17-5-224 0 0,1 1-1 0 0,-1 1 1 0 0,2 1-1 0 0,-1 2 1 0 0,1 1-1 0 0,-1 1 1 0 0,1 2-1 0 0,38 3 1 0 0,-21 0-1436 0 0,-42-2 916 0 0</inkml:trace>
@@ -1962,15 +1915,15 @@
   <inkml:trace contextRef="#ctx0" brushRef="#br0" timeOffset="64993.67">10329 6519 0 0 0,'0'0'634'0'0,"8"-17"508"0"0,14 3-131 0 0,-19 13-850 0 0,0 0-26 0 0,28-7 229 0 0,-28 7-270 0 0,1 1 53 0 0,12 0-12 0 0,-12 0-27 0 0,-1 1-20 0 0,0 0-78 0 0,0 0 0 0 0,0 1 0 0 0,0-1 0 0 0,-1 0-1 0 0,1 1 1 0 0,0-1 0 0 0,-1 1 0 0 0,1 0-1 0 0,-1 0 1 0 0,1 0 0 0 0,-1 0 0 0 0,0 0-1 0 0,0 1 1 0 0,0-1 0 0 0,0 1 0 0 0,0-1-1 0 0,-1 1 1 0 0,1 0 0 0 0,-1 0 0 0 0,0 0-1 0 0,0-1 1 0 0,0 1 0 0 0,0 0 0 0 0,0 0 0 0 0,0 1-1 0 0,-1-1 1 0 0,0 0 0 0 0,1 0 0 0 0,-1 0-1 0 0,-1 4 1 0 0,1-1-21 0 0,-1 0 0 0 0,1 1 0 0 0,-1-1-1 0 0,-1 0 1 0 0,1 1 0 0 0,-1-1 0 0 0,0 0 0 0 0,-1 0-1 0 0,1 0 1 0 0,-1-1 0 0 0,-1 1 0 0 0,1-1 0 0 0,-1 0-1 0 0,1 1 1 0 0,-2-1 0 0 0,1-1 0 0 0,0 1 0 0 0,-1-1-1 0 0,-10 8 1 0 0,-2 2-132 0 0,1-5-87 0 0,12-8 191 0 0,0 0-64 0 0,-2-1-94 0 0,6 1 175 0 0,-1-1 0 0 0,0 0 0 0 0,1 1 0 0 0,-1-1 0 0 0,1 0 0 0 0,-1 0 0 0 0,0 0 0 0 0,1 0 0 0 0,-1 0 0 0 0,0 0 0 0 0,1 0 0 0 0,-1 0 0 0 0,0 0 0 0 0,1 0 0 0 0,-1 0 0 0 0,1 0 0 0 0,-1 0 0 0 0,0 0 0 0 0,1-1 0 0 0,-1 1 0 0 0,1 0 0 0 0,-1 0 0 0 0,0-1 0 0 0,0 0 0 0 0,-2-2-82 0 0,1-1 0 0 0,0 0 0 0 0,0 0 0 0 0,0 0-1 0 0,1 0 1 0 0,-1 0 0 0 0,1-1 0 0 0,0 1-1 0 0,0 0 1 0 0,0 0 0 0 0,1-1 0 0 0,0 1 0 0 0,0-1-1 0 0,0 1 1 0 0,0 0 0 0 0,2-9 0 0 0,-1-3-635 0 0</inkml:trace>
   <inkml:trace contextRef="#ctx0" brushRef="#br0" timeOffset="65469.7">10570 6474 0 0 0,'0'0'2708'0'0,"11"-12"-1710"0"0,-2 6-858 0 0,0 0 1 0 0,1 0-1 0 0,0 1 0 0 0,0 0 1 0 0,0 1-1 0 0,1 0 0 0 0,-1 1 1 0 0,18-4-1 0 0,-24 6-105 0 0,1 1-9 0 0,2 0-17 0 0,-4 0-6 0 0,0-1-1 0 0,0 1 1 0 0,0 0-1 0 0,-1 0 1 0 0,1 0-1 0 0,0 1 1 0 0,0-1-1 0 0,-1 1 1 0 0,1 0-1 0 0,0-1 1 0 0,-1 1-1 0 0,1 0 1 0 0,0 1-1 0 0,-1-1 1 0 0,0 0-1 0 0,1 1 1 0 0,2 2-1 0 0,-2-3 0 0 0,-1 1-1 0 0,1 0 0 0 0,-1 0 0 0 0,0 0 0 0 0,0 0 0 0 0,0 1 0 0 0,0-1 0 0 0,0 0 0 0 0,-1 1 0 0 0,1 0 0 0 0,-1-1 0 0 0,0 1 0 0 0,1 0 0 0 0,-1 0 0 0 0,0-1 0 0 0,-1 1 1 0 0,1 0-1 0 0,0 0 0 0 0,-1 0 0 0 0,0 0 0 0 0,1 6 0 0 0,-1-2 1 0 0,0 2-15 0 0,0 0 0 0 0,0-1 0 0 0,-1 1 0 0 0,0 0 0 0 0,-1-1 0 0 0,0 1 0 0 0,0-1 0 0 0,-1 0 0 0 0,0 1 0 0 0,0-1 0 0 0,-1 0 0 0 0,0-1 0 0 0,0 1 0 0 0,-1-1 0 0 0,0 0 0 0 0,-8 9 0 0 0,10-13-3 0 0,3-4 7 0 0,-1 1 10 0 0,0-1 0 0 0,0 0 0 0 0,0 1 0 0 0,0-1 0 0 0,1 0 0 0 0,-1 0 0 0 0,0 0 0 0 0,1 0 0 0 0,-1 1 0 0 0,0-1 0 0 0,1 0 1 0 0,-1 0-1 0 0,1 0 0 0 0,-1-2 0 0 0,2-10 7 0 0,1 1 0 0 0,0-1 1 0 0,1 1-1 0 0,6-15 0 0 0,-7 21-9 0 0,1-1 0 0 0,0 1 1 0 0,0 0-1 0 0,0 0 0 0 0,1 0 0 0 0,0 0 0 0 0,0 1 0 0 0,1 0 0 0 0,-1-1 1 0 0,9-5-1 0 0,-11 8-1 0 0,0 1 1 0 0,1 0-1 0 0,-1 0 1 0 0,1 0-1 0 0,-1 0 1 0 0,1 1-1 0 0,0-1 1 0 0,0 1-1 0 0,-1 0 0 0 0,1-1 1 0 0,0 1-1 0 0,0 1 1 0 0,5-2-1 0 0,-2 1-2 0 0,-3 0-3 0 0,16 8-18 0 0,-17-6 19 0 0,1 0-1 0 0,-1 1 1 0 0,1-1-1 0 0,-1 1 0 0 0,1-1 1 0 0,-1 1-1 0 0,0 0 1 0 0,0 0-1 0 0,0 0 0 0 0,0 0 1 0 0,0 1-1 0 0,-1-1 1 0 0,1 0-1 0 0,-1 1 0 0 0,1-1 1 0 0,-1 1-1 0 0,0-1 1 0 0,1 5-1 0 0,2 5-67 0 0,-1 0 0 0 0,3 23 0 0 0,-3-17-223 0 0,-2-15 185 0 0,-1-1-1 0 0,0 0 1 0 0,1 0-1 0 0,0 1 1 0 0,-1-1 0 0 0,1 0-1 0 0,0 0 1 0 0,0 0-1 0 0,0 0 1 0 0,0 0-1 0 0,1 0 1 0 0,-1 0 0 0 0,0-1-1 0 0,1 1 1 0 0,0 0-1 0 0,-1-1 1 0 0,1 1-1 0 0,0-1 1 0 0,0 0 0 0 0,-1 1-1 0 0,1-1 1 0 0,0 0-1 0 0,0 0 1 0 0,0 0-1 0 0,5 1 1 0 0,9 0-849 0 0</inkml:trace>
   <inkml:trace contextRef="#ctx0" brushRef="#br0" timeOffset="65852.14">11219 6361 0 0 0,'-3'-1'1435'0'0,"-2"1"-1281"0"0,1 0-1 0 0,0 0 1 0 0,-1 0-1 0 0,1 1 1 0 0,-1-1-1 0 0,1 1 1 0 0,0 0-1 0 0,0 0 1 0 0,-1 1-1 0 0,1-1 0 0 0,0 1 1 0 0,0 0-1 0 0,-4 3 1 0 0,1 0-97 0 0,1-1 1 0 0,0 1-1 0 0,0 1 0 0 0,0-1 1 0 0,1 1-1 0 0,0 0 0 0 0,-6 8 1 0 0,9-11-64 0 0,1-1 1 0 0,-1 1-1 0 0,0-1 1 0 0,1 1-1 0 0,0 0 1 0 0,-1-1-1 0 0,1 1 1 0 0,0 0-1 0 0,1 0 1 0 0,-1 0 0 0 0,0 0-1 0 0,1 0 1 0 0,-1 0-1 0 0,1 0 1 0 0,0 0-1 0 0,0 0 1 0 0,1 0-1 0 0,-1 0 1 0 0,0 0-1 0 0,1 0 1 0 0,0 0-1 0 0,-1 0 1 0 0,1 0-1 0 0,2 3 1 0 0,-2-4 1 0 0,0-2-1 0 0,-1 1 4 0 0,1-1 0 0 0,-1 1 0 0 0,1-1 0 0 0,0 1 0 0 0,-1-1 0 0 0,1 1 0 0 0,0-1 0 0 0,-1 0 0 0 0,1 1 0 0 0,0-1 0 0 0,0 0 0 0 0,-1 1 0 0 0,1-1-1 0 0,0 0 1 0 0,0 0 0 0 0,0 0 0 0 0,-1 0 0 0 0,3 0 0 0 0,1-1 5 0 0,1 0-1 0 0,0 0 0 0 0,-1-1 1 0 0,1 1-1 0 0,-1-1 1 0 0,1 0-1 0 0,-1-1 0 0 0,8-4 1 0 0,-4 1 9 0 0,-5 5 36 0 0,0 0-3 0 0,-1 0-36 0 0,1 0-1 0 0,-1 1 0 0 0,1-1 0 0 0,-1 1 0 0 0,1-1 0 0 0,0 1 0 0 0,-1 0 0 0 0,1 0 0 0 0,0 0 0 0 0,-1 1 0 0 0,1-1 0 0 0,-1 1 0 0 0,1-1 1 0 0,-1 1-1 0 0,1 0 0 0 0,-1 0 0 0 0,1 0 0 0 0,-1 0 0 0 0,0 0 0 0 0,1 1 0 0 0,-1-1 0 0 0,0 1 0 0 0,2 1 0 0 0,-1 1-6 0 0,0-1 0 0 0,0 0-1 0 0,-1 1 1 0 0,1 0 0 0 0,-1 0-1 0 0,0 0 1 0 0,0 0 0 0 0,0 0-1 0 0,-1 0 1 0 0,1 0 0 0 0,-1 1-1 0 0,0-1 1 0 0,1 8 0 0 0,-2-8-2 0 0,0 0-1 0 0,0 1 1 0 0,0-1 0 0 0,0 1 0 0 0,-1-1 0 0 0,0 1-1 0 0,0-1 1 0 0,0 0 0 0 0,0 1 0 0 0,-1-1 0 0 0,1 0-1 0 0,-1 0 1 0 0,0 0 0 0 0,0 0 0 0 0,-1 0 0 0 0,1-1-1 0 0,-1 1 1 0 0,-6 6 0 0 0,5-6 0 0 0,0 0-1 0 0,-1 0 1 0 0,0-1-1 0 0,0 1 1 0 0,0-1-1 0 0,0 0 1 0 0,0 0 0 0 0,-1-1-1 0 0,1 0 1 0 0,-1 1-1 0 0,0-2 1 0 0,-8 3-1 0 0,10-4-13 0 0,-1 0 4 0 0,-21-9-195 0 0,25 8 148 0 0,0 1-1 0 0,0-1 0 0 0,-1 0 0 0 0,1 0 0 0 0,0 0 0 0 0,0 1 1 0 0,0-1-1 0 0,0-1 0 0 0,0 1 0 0 0,0 0 0 0 0,0 0 1 0 0,1 0-1 0 0,-1 0 0 0 0,0-1 0 0 0,1 1 0 0 0,-1 0 0 0 0,1 0 1 0 0,-1-1-1 0 0,1 1 0 0 0,-1-1 0 0 0,1 1 0 0 0,0 0 1 0 0,0-3-1 0 0,3-65-2006 0 0,0 52 1747 0 0</inkml:trace>
-  <inkml:trace contextRef="#ctx0" brushRef="#br0" timeOffset="66238.71">11405 6513 0 0 0,'0'0'1271'0'0,"1"-3"-912"0"0,15-21 516 0 0,28-35 0 0 0,-22 30-673 0 0,-20 27-185 0 0,0 1 0 0 0,0-1-1 0 0,-1 1 1 0 0,1-1 0 0 0,0 1-1 0 0,1 0 1 0 0,-1 0 0 0 0,0-1 0 0 0,0 2-1 0 0,0-1 1 0 0,1 0 0 0 0,-1 0 0 0 0,0 1-1 0 0,1-1 1 0 0,2 1 0 0 0,-3-1-15 0 0,1 0 46 0 0,2 1-6 0 0,-2 0-37 0 0,1 0-1 0 0,-1 0 1 0 0,1 0-1 0 0,-1 1 0 0 0,1-1 1 0 0,-1 1-1 0 0,1 0 1 0 0,-1 0-1 0 0,0 0 0 0 0,1 0 1 0 0,-1 1-1 0 0,0-1 1 0 0,0 1-1 0 0,0 0 0 0 0,0 0 1 0 0,0 0-1 0 0,0 0 0 0 0,-1 1 1 0 0,1-1-1 0 0,-1 1 1 0 0,1 0-1 0 0,-1-1 0 0 0,0 1 1 0 0,0 0-1 0 0,0 0 1 0 0,-1 0-1 0 0,1 1 0 0 0,-1-1 1 0 0,0 0-1 0 0,1 1 1 0 0,-1-1-1 0 0,-1 0 0 0 0,1 1 1 0 0,0 6-1 0 0,0-3-5 0 0,-1 0 1 0 0,0 0-1 0 0,0-1 0 0 0,-1 1 1 0 0,0 0-1 0 0,0-1 0 0 0,-1 1 1 0 0,1 0-1 0 0,-6 10 0 0 0,6-13 3 0 0,-1 1-1 0 0,-1-1 0 0 0,1 0 1 0 0,-1 0-1 0 0,0 0 1 0 0,1 0-1 0 0,-2 0 0 0 0,1-1 1 0 0,0 1-1 0 0,-1-1 0 0 0,1 0 1 0 0,-1 0-1 0 0,0 0 1 0 0,0-1-1 0 0,-1 0 0 0 0,-7 4 1 0 0,-28 5 19 0 0,37-10-25 0 0,2-1 1 0 0,1 1 0 0 0,-1-1 0 0 0,1 1 0 0 0,-1-1 0 0 0,0 0 0 0 0,1 1-1 0 0,-1-1 1 0 0,1 0 0 0 0,-1 0 0 0 0,0 1 0 0 0,1-1 0 0 0,-1 0 0 0 0,0 0 0 0 0,1 0 0 0 0,-1 0-1 0 0,0 0 1 0 0,1 0 0 0 0,-1 0 0 0 0,0 0 0 0 0,1 0 0 0 0,-1 0 0 0 0,0 0 0 0 0,1 0 0 0 0,-1 0 0 0 0,0-1-1 0 0,1 1 1 0 0,-1 0 0 0 0,1 0 0 0 0,-1-1 0 0 0,0 1 0 0 0,1 0 0 0 0,-1-1 0 0 0,1 1 0 0 0,-1-1-1 0 0,1 1 1 0 0,-1-1 0 0 0,1 1 0 0 0,-1-1 0 0 0,1 1 0 0 0,0-1 0 0 0,-1 1 0 0 0,1-1 0 0 0,0 0 0 0 0,-1 1-1 0 0,1-2 1 0 0,-2-1-51 0 0,1 0 0 0 0,-1 0-1 0 0,1 0 1 0 0,0 0 0 0 0,0 0-1 0 0,0 0 1 0 0,0-1 0 0 0,0 1-1 0 0,0-6 1 0 0,2 0-243 0 0,-1-1-1 0 0,1 1 1 0 0,1 0-1 0 0,0 0 1 0 0,0 0 0 0 0,1 0-1 0 0,4-9 1 0 0,1 3-442 0 0</inkml:trace>
-  <inkml:trace contextRef="#ctx0" brushRef="#br0" timeOffset="66714.21">11782 6444 0 0 0,'-11'7'837'0'0,"9"-6"39"0"0,-2-2-538 0 0,-9-1-61 0 0,9 1 1051 0 0,-4-13 390 0 0,8 12-1657 0 0,0 0 0 0 0,0 0-1 0 0,0 0 1 0 0,1-1 0 0 0,-1 1 0 0 0,0 0 0 0 0,1 1 0 0 0,0-1-1 0 0,-1 0 1 0 0,1 0 0 0 0,0 0 0 0 0,0 0 0 0 0,0 0 0 0 0,0 1-1 0 0,0-1 1 0 0,1 0 0 0 0,-1 1 0 0 0,0-1 0 0 0,1 1 0 0 0,2-2-1 0 0,1-1-4 0 0,0 1 0 0 0,0 1-1 0 0,1-1 1 0 0,-1 1 0 0 0,9-3-1 0 0,15-7 36 0 0,-26 11-74 0 0,-1 2-15 0 0,0-1 0 0 0,0 1 0 0 0,0 0 0 0 0,0 0 0 0 0,0-1 0 0 0,0 1 0 0 0,0-1 0 0 0,-1 0 0 0 0,5 1 0 0 0,-1 0-5 0 0,-2-1 1 0 0,0 0 0 0 0,0 1 1 0 0,0-1-1 0 0,0 1 0 0 0,0-1 0 0 0,-1 1 0 0 0,1 0 0 0 0,0 0 0 0 0,0 0 0 0 0,0 1 0 0 0,-1-1 0 0 0,1 1 1 0 0,0-1-1 0 0,-1 1 0 0 0,0 0 0 0 0,1 0 0 0 0,-1 0 0 0 0,0 0 0 0 0,0 1 0 0 0,0-1 0 0 0,0 0 0 0 0,-1 1 1 0 0,1-1-1 0 0,0 1 0 0 0,-1 0 0 0 0,0 0 0 0 0,0-1 0 0 0,0 1 0 0 0,0 0 0 0 0,0 0 0 0 0,0 0 0 0 0,-1 0 1 0 0,0 0-1 0 0,1 5 0 0 0,-1 2-8 0 0,1 0 1 0 0,-1 1 0 0 0,-1-1 0 0 0,0 0-1 0 0,0 0 1 0 0,-1 0 0 0 0,0 0-1 0 0,-5 13 1 0 0,-5-1 39 0 0,9-35 27 0 0,8-28-2 0 0,-4 34-57 0 0,0 0 1 0 0,1 0-1 0 0,0 0 0 0 0,1 0 0 0 0,-1 1 0 0 0,1-1 1 0 0,1 1-1 0 0,-1-1 0 0 0,1 1 0 0 0,0 0 0 0 0,1 0 1 0 0,5-5-1 0 0,-8 9-7 0 0,40-9-48 0 0,-37 11 45 0 0,0 1 0 0 0,3 0 4 0 0,-1 1 0 0 0,1 0 1 0 0,-1 1-1 0 0,0 0 0 0 0,0 0 0 0 0,0 0 0 0 0,0 1 0 0 0,0 0 0 0 0,-1 1 0 0 0,1-1 0 0 0,5 7 1 0 0,-8-7-14 0 0,0 1 1 0 0,0 0 0 0 0,0-1-1 0 0,-1 2 1 0 0,0-1 0 0 0,0 0-1 0 0,0 1 1 0 0,0-1 0 0 0,-1 1 0 0 0,0 0-1 0 0,0 0 1 0 0,-1 0 0 0 0,1 0-1 0 0,-1 0 1 0 0,-1 0 0 0 0,1 11-1 0 0,-2-3-609 0 0,0 0 0 0 0,-1 0-1 0 0,-1-1 1 0 0,0 1-1 0 0,-9 26 1 0 0,9-27-1811 0 0</inkml:trace>
+  <inkml:trace contextRef="#ctx0" brushRef="#br0" timeOffset="66238.7">11405 6513 0 0 0,'0'0'1271'0'0,"1"-3"-912"0"0,15-21 516 0 0,28-35 0 0 0,-22 30-673 0 0,-20 27-185 0 0,0 1 0 0 0,0-1-1 0 0,-1 1 1 0 0,1-1 0 0 0,0 1-1 0 0,1 0 1 0 0,-1 0 0 0 0,0-1 0 0 0,0 2-1 0 0,0-1 1 0 0,1 0 0 0 0,-1 0 0 0 0,0 1-1 0 0,1-1 1 0 0,2 1 0 0 0,-3-1-15 0 0,1 0 46 0 0,2 1-6 0 0,-2 0-37 0 0,1 0-1 0 0,-1 0 1 0 0,1 0-1 0 0,-1 1 0 0 0,1-1 1 0 0,-1 1-1 0 0,1 0 1 0 0,-1 0-1 0 0,0 0 0 0 0,1 0 1 0 0,-1 1-1 0 0,0-1 1 0 0,0 1-1 0 0,0 0 0 0 0,0 0 1 0 0,0 0-1 0 0,0 0 0 0 0,-1 1 1 0 0,1-1-1 0 0,-1 1 1 0 0,1 0-1 0 0,-1-1 0 0 0,0 1 1 0 0,0 0-1 0 0,0 0 1 0 0,-1 0-1 0 0,1 1 0 0 0,-1-1 1 0 0,0 0-1 0 0,1 1 1 0 0,-1-1-1 0 0,-1 0 0 0 0,1 1 1 0 0,0 6-1 0 0,0-3-5 0 0,-1 0 1 0 0,0 0-1 0 0,0-1 0 0 0,-1 1 1 0 0,0 0-1 0 0,0-1 0 0 0,-1 1 1 0 0,1 0-1 0 0,-6 10 0 0 0,6-13 3 0 0,-1 1-1 0 0,-1-1 0 0 0,1 0 1 0 0,-1 0-1 0 0,0 0 1 0 0,1 0-1 0 0,-2 0 0 0 0,1-1 1 0 0,0 1-1 0 0,-1-1 0 0 0,1 0 1 0 0,-1 0-1 0 0,0 0 1 0 0,0-1-1 0 0,-1 0 0 0 0,-7 4 1 0 0,-28 5 19 0 0,37-10-25 0 0,2-1 1 0 0,1 1 0 0 0,-1-1 0 0 0,1 1 0 0 0,-1-1 0 0 0,0 0 0 0 0,1 1-1 0 0,-1-1 1 0 0,1 0 0 0 0,-1 0 0 0 0,0 1 0 0 0,1-1 0 0 0,-1 0 0 0 0,0 0 0 0 0,1 0 0 0 0,-1 0-1 0 0,0 0 1 0 0,1 0 0 0 0,-1 0 0 0 0,0 0 0 0 0,1 0 0 0 0,-1 0 0 0 0,0 0 0 0 0,1 0 0 0 0,-1 0 0 0 0,0-1-1 0 0,1 1 1 0 0,-1 0 0 0 0,1 0 0 0 0,-1-1 0 0 0,0 1 0 0 0,1 0 0 0 0,-1-1 0 0 0,1 1 0 0 0,-1-1-1 0 0,1 1 1 0 0,-1-1 0 0 0,1 1 0 0 0,-1-1 0 0 0,1 1 0 0 0,0-1 0 0 0,-1 1 0 0 0,1-1 0 0 0,0 0 0 0 0,-1 1-1 0 0,1-2 1 0 0,-2-1-51 0 0,1 0 0 0 0,-1 0-1 0 0,1 0 1 0 0,0 0 0 0 0,0 0-1 0 0,0 0 1 0 0,0-1 0 0 0,0 1-1 0 0,0-6 1 0 0,2 0-243 0 0,-1-1-1 0 0,1 1 1 0 0,1 0-1 0 0,0 0 1 0 0,0 0 0 0 0,1 0-1 0 0,4-9 1 0 0,1 3-442 0 0</inkml:trace>
+  <inkml:trace contextRef="#ctx0" brushRef="#br0" timeOffset="66714.2">11782 6444 0 0 0,'-11'7'837'0'0,"9"-6"39"0"0,-2-2-538 0 0,-9-1-61 0 0,9 1 1051 0 0,-4-13 390 0 0,8 12-1657 0 0,0 0 0 0 0,0 0-1 0 0,0 0 1 0 0,1-1 0 0 0,-1 1 0 0 0,0 0 0 0 0,1 1 0 0 0,0-1-1 0 0,-1 0 1 0 0,1 0 0 0 0,0 0 0 0 0,0 0 0 0 0,0 0 0 0 0,0 1-1 0 0,0-1 1 0 0,1 0 0 0 0,-1 1 0 0 0,0-1 0 0 0,1 1 0 0 0,2-2-1 0 0,1-1-4 0 0,0 1 0 0 0,0 1-1 0 0,1-1 1 0 0,-1 1 0 0 0,9-3-1 0 0,15-7 36 0 0,-26 11-74 0 0,-1 2-15 0 0,0-1 0 0 0,0 1 0 0 0,0 0 0 0 0,0 0 0 0 0,0-1 0 0 0,0 1 0 0 0,0-1 0 0 0,-1 0 0 0 0,5 1 0 0 0,-1 0-5 0 0,-2-1 1 0 0,0 0 0 0 0,0 1 1 0 0,0-1-1 0 0,0 1 0 0 0,0-1 0 0 0,-1 1 0 0 0,1 0 0 0 0,0 0 0 0 0,0 0 0 0 0,0 1 0 0 0,-1-1 0 0 0,1 1 1 0 0,0-1-1 0 0,-1 1 0 0 0,0 0 0 0 0,1 0 0 0 0,-1 0 0 0 0,0 0 0 0 0,0 1 0 0 0,0-1 0 0 0,0 0 0 0 0,-1 1 1 0 0,1-1-1 0 0,0 1 0 0 0,-1 0 0 0 0,0 0 0 0 0,0-1 0 0 0,0 1 0 0 0,0 0 0 0 0,0 0 0 0 0,0 0 0 0 0,-1 0 1 0 0,0 0-1 0 0,1 5 0 0 0,-1 2-8 0 0,1 0 1 0 0,-1 1 0 0 0,-1-1 0 0 0,0 0-1 0 0,0 0 1 0 0,-1 0 0 0 0,0 0-1 0 0,-5 13 1 0 0,-5-1 39 0 0,9-35 27 0 0,8-28-2 0 0,-4 34-57 0 0,0 0 1 0 0,1 0-1 0 0,0 0 0 0 0,1 0 0 0 0,-1 1 0 0 0,1-1 1 0 0,1 1-1 0 0,-1-1 0 0 0,1 1 0 0 0,0 0 0 0 0,1 0 1 0 0,5-5-1 0 0,-8 9-7 0 0,40-9-48 0 0,-37 11 45 0 0,0 1 0 0 0,3 0 4 0 0,-1 1 0 0 0,1 0 1 0 0,-1 1-1 0 0,0 0 0 0 0,0 0 0 0 0,0 0 0 0 0,0 1 0 0 0,0 0 0 0 0,-1 1 0 0 0,1-1 0 0 0,5 7 1 0 0,-8-7-14 0 0,0 1 1 0 0,0 0 0 0 0,0-1-1 0 0,-1 2 1 0 0,0-1 0 0 0,0 0-1 0 0,0 1 1 0 0,0-1 0 0 0,-1 1 0 0 0,0 0-1 0 0,0 0 1 0 0,-1 0 0 0 0,1 0-1 0 0,-1 0 1 0 0,-1 0 0 0 0,1 11-1 0 0,-2-3-609 0 0,0 0 0 0 0,-1 0-1 0 0,-1-1 1 0 0,0 1-1 0 0,-9 26 1 0 0,9-27-1811 0 0</inkml:trace>
   <inkml:trace contextRef="#ctx0" brushRef="#br0" timeOffset="68253.03">12717 2492 0 0 0,'-8'-12'2758'0'0,"8"-1"-2355"0"0,0 10-61 0 0,0-1 12 0 0,-1 0-292 0 0,1 0-1 0 0,1 0 1 0 0,-1 0-1 0 0,1-1 1 0 0,-1 1-1 0 0,1 0 1 0 0,0 0-1 0 0,1 0 1 0 0,-1 0-1 0 0,1 0 1 0 0,-1 0-1 0 0,1 1 1 0 0,0-1-1 0 0,1 1 1 0 0,-1-1-1 0 0,1 1 1 0 0,-1 0-1 0 0,1 0 1 0 0,0 0-1 0 0,0 0 1 0 0,0 0-1 0 0,1 1 1 0 0,-1-1-1 0 0,7-3 0 0 0,-7 4-56 0 0,0 1-1 0 0,0-1 1 0 0,1 0-1 0 0,-1 1 0 0 0,0 0 1 0 0,1-1-1 0 0,-1 2 1 0 0,1-1-1 0 0,0 0 0 0 0,-1 1 1 0 0,1-1-1 0 0,-1 1 1 0 0,7 0-1 0 0,-4 1-8 0 0,2 0 5 0 0,0 3-3 0 0,-1-1 0 0 0,1 1 1 0 0,-1 0-1 0 0,0 1 1 0 0,0 0-1 0 0,0 0 1 0 0,6 7-1 0 0,-10-8-1 0 0,1 1 0 0 0,-1-1 0 0 0,-1 1 0 0 0,1 0 0 0 0,0 0 0 0 0,-1 0 0 0 0,2 6 0 0 0,-3-8 2 0 0,1 7-5 0 0,0-1 0 0 0,0 1 1 0 0,-1 0-1 0 0,0 0 1 0 0,-1 0-1 0 0,0 0 1 0 0,0 0-1 0 0,-3 11 0 0 0,1-9 2 0 0,-1-1-1 0 0,-1 0 0 0 0,0 0 1 0 0,0 0-1 0 0,-1-1 0 0 0,0 1 1 0 0,-1-1-1 0 0,0-1 0 0 0,-1 1 1 0 0,0-1-1 0 0,-13 14 0 0 0,14-18-28 0 0,1 0 0 0 0,0 0-1 0 0,-1-1 1 0 0,0 1 0 0 0,0-1 0 0 0,0 0-1 0 0,-1-1 1 0 0,1 0 0 0 0,-1 0-1 0 0,0 0 1 0 0,1-1 0 0 0,-1 0-1 0 0,-1 0 1 0 0,1-1 0 0 0,0 0 0 0 0,0 0-1 0 0,0 0 1 0 0,-1-1 0 0 0,-9-1-1 0 0,14 0 26 0 0,0 0 0 0 0,0 0 0 0 0,0 0 0 0 0,0 0 0 0 0,0-1-1 0 0,0 1 1 0 0,1-1 0 0 0,-1 0 0 0 0,0 0 0 0 0,1 0 0 0 0,0 0-1 0 0,-1 0 1 0 0,1 0 0 0 0,0-1 0 0 0,0 1 0 0 0,0-1 0 0 0,1 1-1 0 0,-1-1 1 0 0,0 0 0 0 0,1 0 0 0 0,0 0 0 0 0,0 1-1 0 0,0-1 1 0 0,0-1 0 0 0,0 1 0 0 0,0-4 0 0 0,-1-1-1 0 0,1 0-1 0 0,0-1 1 0 0,0 0 0 0 0,1 1-1 0 0,0-1 1 0 0,0 1 0 0 0,1-1 0 0 0,3-12-1 0 0,-3 14-3 0 0,1 1-1 0 0,0-1 1 0 0,1 0-1 0 0,-1 1 1 0 0,1-1-1 0 0,0 1 1 0 0,1 0-1 0 0,0 0 1 0 0,0 0-1 0 0,0 1 0 0 0,0 0 1 0 0,1-1-1 0 0,0 1 1 0 0,0 1-1 0 0,0-1 1 0 0,8-4-1 0 0,-9 7-18 0 0,0 2 0 0 0,-1-1 20 0 0,1 1 0 0 0,-1 0 0 0 0,0 0 0 0 0,0 0-1 0 0,0 0 1 0 0,0 0 0 0 0,0 1 0 0 0,0 0 0 0 0,0-1 0 0 0,0 1 0 0 0,0 0 0 0 0,0 0 0 0 0,0 1 0 0 0,0-1 0 0 0,-1 1 0 0 0,1-1 0 0 0,0 1 0 0 0,-1 0 0 0 0,1 0 0 0 0,-1 0-1 0 0,0 0 1 0 0,0 0 0 0 0,0 1 0 0 0,0-1 0 0 0,0 1 0 0 0,2 3 0 0 0,5 15 17 0 0,-1 0 0 0 0,0 1 0 0 0,-2-1 0 0 0,0 1 0 0 0,-2 1 0 0 0,-1-1 0 0 0,1 26 0 0 0,-2-23-37 0 0,1 0-1 0 0,1 0 1 0 0,1 0 0 0 0,1-1-1 0 0,11 27 1 0 0,-16-49-27 0 0,0 0-1 0 0,0 0 1 0 0,0-1 0 0 0,1 1 0 0 0,-1-1-1 0 0,0 1 1 0 0,1-1 0 0 0,-1 1 0 0 0,1-1 0 0 0,-1 0-1 0 0,1 0 1 0 0,0 0 0 0 0,-1 0 0 0 0,1 0 0 0 0,0 0-1 0 0,0 0 1 0 0,0-1 0 0 0,0 1 0 0 0,-1-1-1 0 0,1 1 1 0 0,3-1 0 0 0,-1 1-117 0 0,0-1-1 0 0,0 1 1 0 0,0-2 0 0 0,0 1-1 0 0,0 0 1 0 0,0-1-1 0 0,7-1 1 0 0,3-5-348 0 0</inkml:trace>
   <inkml:trace contextRef="#ctx0" brushRef="#br0" timeOffset="68799.14">13175 2612 0 0 0,'0'0'4324'0'0,"1"-1"-4303"0"0,-1 1 0 0 0,1-1 0 0 0,0 1 0 0 0,0 0 0 0 0,0-1 0 0 0,-1 1 0 0 0,1 0 0 0 0,0-1 0 0 0,0 1 0 0 0,0 0 0 0 0,0 0 0 0 0,0 0 0 0 0,-1 0 0 0 0,1 0 0 0 0,0 0 0 0 0,2 0 0 0 0,0 18-7 0 0,-1-1 0 0 0,0 1-1 0 0,-1 0 1 0 0,-1-1 0 0 0,-3 29-1 0 0,1-23-1 0 0,1 0-1 0 0,3 28 1 0 0,-1-48-16 0 0,0 1-1 0 0,0-1 1 0 0,0 1 0 0 0,0-1-1 0 0,1 1 1 0 0,-1-1-1 0 0,1 0 1 0 0,0 0 0 0 0,0 0-1 0 0,0 0 1 0 0,0 0 0 0 0,1 0-1 0 0,-1-1 1 0 0,1 1-1 0 0,0-1 1 0 0,0 1 0 0 0,0-1-1 0 0,0 0 1 0 0,5 2-1 0 0,-7-3-1 0 0,0-1-1 0 0,0 0 1 0 0,0 0-1 0 0,0 1 0 0 0,0-1 1 0 0,0 0-1 0 0,0 0 0 0 0,0 0 1 0 0,0 0-1 0 0,0 0 1 0 0,0-1-1 0 0,0 1 0 0 0,0 0 1 0 0,1 0-1 0 0,-1-1 0 0 0,0 1 1 0 0,0-1-1 0 0,-1 1 0 0 0,1-1 1 0 0,0 1-1 0 0,0-1 1 0 0,1 0-1 0 0,-1 0-19 0 0,8-2-24 0 0,-1 0 0 0 0,0-1 0 0 0,0 0 0 0 0,0-1 0 0 0,-1 0 0 0 0,0 0-1 0 0,0 0 1 0 0,0-1 0 0 0,0 0 0 0 0,-1 0 0 0 0,0-1 0 0 0,0 0 0 0 0,-1 0 0 0 0,0 0 0 0 0,0 0 0 0 0,-1-1 0 0 0,0 0 0 0 0,0 0 0 0 0,0 0 0 0 0,-1-1 0 0 0,-1 1 0 0 0,4-17 0 0 0,-3 0 43 0 0,-1 1 1 0 0,0-31-1 0 0,-2 53 122 0 0,0 2-131 0 0,0 0 16 0 0,0 1-1 0 0,0-1 0 0 0,-1 0 0 0 0,1 1 0 0 0,0-1 1 0 0,0 0-1 0 0,0 0 0 0 0,0 1 0 0 0,0-1 1 0 0,0 0-1 0 0,0 1 0 0 0,-1-1 0 0 0,1 0 0 0 0,0 0 1 0 0,0 0-1 0 0,0 1 0 0 0,-1-1 0 0 0,1 0 1 0 0,0 0-1 0 0,0 0 0 0 0,-1 1 0 0 0,1-1 0 0 0,0 0 1 0 0,0 0-1 0 0,-1 0 0 0 0,1 0 0 0 0,0 0 1 0 0,0 0-1 0 0,-1 1 0 0 0,1-1 0 0 0,-1 0 0 0 0,0 0 0 0 0,0 1 0 0 0,1-1 0 0 0,-1 0 0 0 0,0 1 0 0 0,0-1 0 0 0,1 1 0 0 0,-1-1 0 0 0,0 1-1 0 0,1-1 1 0 0,-1 1 0 0 0,1 0 0 0 0,-1-1 0 0 0,1 1 0 0 0,-1 0 0 0 0,1 0 0 0 0,-1-1 0 0 0,1 1 0 0 0,-1 1 0 0 0,-16 44-81 0 0,1 1 1 0 0,3 1-1 0 0,2 0 1 0 0,-9 90-1 0 0,21-116-1279 0 0,0-6 41 0 0</inkml:trace>
   <inkml:trace contextRef="#ctx0" brushRef="#br0" timeOffset="69180.36">13666 2710 0 0 0,'2'-7'270'0'0,"-1"2"-96"0"0,1 1 0 0 0,-1-1 0 0 0,0 0 1 0 0,0 0-1 0 0,-1 0 0 0 0,1 0 1 0 0,-1 0-1 0 0,0 0 0 0 0,0 0 1 0 0,-1 0-1 0 0,-1-7 0 0 0,1 9 76 0 0,-2-1 40 0 0,3 4-281 0 0,0 0 1 0 0,0-1-1 0 0,0 1 1 0 0,0 0 0 0 0,0-1-1 0 0,0 1 1 0 0,0 0 0 0 0,0 0-1 0 0,0-1 1 0 0,0 1 0 0 0,0 0-1 0 0,0 0 1 0 0,-1-1-1 0 0,1 1 1 0 0,0 0 0 0 0,0 0-1 0 0,0 0 1 0 0,0-1 0 0 0,-1 1-1 0 0,1 0 1 0 0,0 0-1 0 0,0 0 1 0 0,0-1 0 0 0,-1 1-1 0 0,1 0 1 0 0,0 0 0 0 0,0 0-1 0 0,-1 0 1 0 0,1 0 0 0 0,0 0-1 0 0,0-1 1 0 0,-1 1-1 0 0,1 0 1 0 0,0 0 0 0 0,0 0-1 0 0,-1 0 1 0 0,1 0 0 0 0,0 0-1 0 0,-1 0 1 0 0,1 0-1 0 0,0 0 1 0 0,-5 1 8 0 0,1 0 0 0 0,0 0 0 0 0,0 0 0 0 0,0 0 0 0 0,0 0 0 0 0,0 1 1 0 0,0 0-1 0 0,1 0 0 0 0,-1 0 0 0 0,0 0 0 0 0,1 0 0 0 0,0 1 0 0 0,-1 0 0 0 0,1-1 0 0 0,-5 8 0 0 0,-4 7-17 0 0,2 0 0 0 0,0 1 1 0 0,1 0-1 0 0,1 1 0 0 0,0 0 0 0 0,2 1 0 0 0,0-1 0 0 0,1 1 1 0 0,1 1-1 0 0,1-1 0 0 0,-1 33 0 0 0,10-17-181 0 0,-5-34 164 0 0,-1-1 0 0 0,1 0 0 0 0,-1 0 0 0 0,1 0-1 0 0,0 0 1 0 0,-1 0 0 0 0,1 0 0 0 0,0 0 0 0 0,0 0 0 0 0,0 0 0 0 0,0 0 0 0 0,0 0 0 0 0,0 0-1 0 0,0 0 1 0 0,0-1 0 0 0,0 1 0 0 0,0 0 0 0 0,0-1 0 0 0,0 1 0 0 0,0-1 0 0 0,0 0-1 0 0,1 1 1 0 0,-1-1 0 0 0,0 0 0 0 0,0 1 0 0 0,1-1 0 0 0,1 0 0 0 0,4-1-14 0 0,-1 1 1 0 0,1-1 0 0 0,0 0 0 0 0,-1-1-1 0 0,1 1 1 0 0,-1-1 0 0 0,0-1 0 0 0,1 1-1 0 0,-1-1 1 0 0,0 0 0 0 0,-1-1 0 0 0,1 1-1 0 0,0-1 1 0 0,-1 0 0 0 0,0 0 0 0 0,0-1-1 0 0,8-9 1 0 0,-2 0 36 0 0,-1 1 0 0 0,0-2 0 0 0,-1 0 0 0 0,-1 0 0 0 0,12-30-1 0 0,-13 21 62 0 0,0 1-1 0 0,-2-1 1 0 0,5-47-1 0 0,-10 69-69 0 0,0 1 0 0 0,0-1-1 0 0,-1 0 1 0 0,1 0 0 0 0,0 0-1 0 0,-1 1 1 0 0,0-1 0 0 0,1 0 0 0 0,-1 0-1 0 0,0 1 1 0 0,0-1 0 0 0,-1-1-1 0 0,2 2 2 0 0,0 1-1 0 0,0 0 1 0 0,0-1-1 0 0,-1 1 0 0 0,1 0 1 0 0,0-1-1 0 0,0 1 0 0 0,-1 0 1 0 0,1 0-1 0 0,0-1 1 0 0,0 1-1 0 0,-1 0 0 0 0,1 0 1 0 0,0 0-1 0 0,-1 0 1 0 0,1-1-1 0 0,0 1 0 0 0,-1 0 1 0 0,1 0-1 0 0,0 0 0 0 0,-1 0 1 0 0,1 0-1 0 0,0 0 1 0 0,-1 0-1 0 0,1 0 0 0 0,0 0 1 0 0,-1 0-1 0 0,1 0 0 0 0,0 0 1 0 0,-1 0-1 0 0,1 0 1 0 0,0 0-1 0 0,-1 0 0 0 0,1 0 1 0 0,0 0-1 0 0,-1 0 0 0 0,1 1 1 0 0,0-1-1 0 0,-1 0 1 0 0,1 0-1 0 0,0 0 0 0 0,0 1 1 0 0,-1-1-1 0 0,1 0 0 0 0,0 0 1 0 0,0 1-1 0 0,-1-1 1 0 0,1 0-1 0 0,0 0 0 0 0,0 1 1 0 0,0-1-1 0 0,-1 0 0 0 0,1 1 1 0 0,0-1-1 0 0,0 0 1 0 0,0 1-1 0 0,0-1 0 0 0,0 0 1 0 0,0 1-1 0 0,0-1 0 0 0,0 0 1 0 0,0 1-1 0 0,0-1 1 0 0,0 1-1 0 0,0-1 0 0 0,0 1 1 0 0,-4 13-20 0 0,0 1 0 0 0,1 0 0 0 0,1 0 0 0 0,0 20 0 0 0,1-26-117 0 0,1 0 0 0 0,1-1 0 0 0,-1 1 0 0 0,1-1-1 0 0,1 1 1 0 0,0-1 0 0 0,0 0 0 0 0,0 1 0 0 0,7 11-1 0 0,-2-8-671 0 0</inkml:trace>
   <inkml:trace contextRef="#ctx0" brushRef="#br0" timeOffset="69689.95">13929 2759 0 0 0,'-2'0'327'0'0,"1"1"-281"0"0,1-1 0 0 0,-1 0 0 0 0,1 1 0 0 0,-1-1 0 0 0,1 0 0 0 0,-1 0 0 0 0,1 0-1 0 0,-1 0 1 0 0,1 0 0 0 0,-1 1 0 0 0,0-1 0 0 0,1 0 0 0 0,-1 0 0 0 0,1 0 0 0 0,-1 0 0 0 0,1-1 0 0 0,-1 1 0 0 0,1 0 0 0 0,-1 0 0 0 0,1 0 0 0 0,-1 0 0 0 0,0 0 0 0 0,1-1-1 0 0,-1 1 1 0 0,1 0 0 0 0,0-1 0 0 0,-1 1 0 0 0,1 0 0 0 0,-1-1 0 0 0,1 1 0 0 0,-1 0 0 0 0,1-1 0 0 0,0 1 0 0 0,-1-1 0 0 0,1 1 0 0 0,0 0 0 0 0,-1-1 0 0 0,1 1 0 0 0,0-1-1 0 0,0 1 1 0 0,0-1 0 0 0,-1 0 0 0 0,1 1 0 0 0,0-1 0 0 0,0 0 0 0 0,-1-2 252 0 0,3 1-54 0 0,9-9-16 0 0,2-1-129 0 0,0 0-1 0 0,0 0 1 0 0,2 1 0 0 0,-1 1 0 0 0,1 0 0 0 0,26-12 0 0 0,-38 21-97 0 0,1 0-3 0 0,-3 1-1 0 0,1 0 0 0 0,-1 0 0 0 0,1 0 0 0 0,0 0 0 0 0,-1 0 0 0 0,1 0 0 0 0,-1 1 0 0 0,1-1 0 0 0,-1 0 0 0 0,1 1 0 0 0,-1-1 1 0 0,1 1-1 0 0,-1 0 0 0 0,1-1 0 0 0,-1 1 0 0 0,0 0 0 0 0,1 0 0 0 0,-1 0 0 0 0,0 0 0 0 0,0 0 0 0 0,0 0 0 0 0,0 0 0 0 0,1 0 0 0 0,-2 0 0 0 0,1 1 0 0 0,0-1 1 0 0,0 0-1 0 0,0 1 0 0 0,-1-1 0 0 0,2 3 0 0 0,0 5-1 0 0,0 0 1 0 0,0 0-1 0 0,-1 1 1 0 0,0-1-1 0 0,-1 1 1 0 0,0-1-1 0 0,0 1 1 0 0,-1-1 0 0 0,-1 1-1 0 0,-2 12 1 0 0,-1-3-6 0 0,0-1 1 0 0,-2 1-1 0 0,0-1 1 0 0,-10 19-1 0 0,15-34-5 0 0,-6 1 51 0 0,12-18-36 0 0,0 0 0 0 0,1 1-1 0 0,0-1 1 0 0,1 1-1 0 0,1 0 1 0 0,0 0-1 0 0,13-17 1 0 0,-3 8-1 0 0,0 1 1 0 0,1 0 0 0 0,24-20-1 0 0,-26 27-4 0 0,0 4 2 0 0,1 5-2 0 0,-16 5 2 0 0,1 0-1 0 0,0 0 0 0 0,-1 0 0 0 0,1 0 0 0 0,0 0 0 0 0,0 0 0 0 0,-1 0 0 0 0,1 1 0 0 0,-1-1 0 0 0,1 1 0 0 0,0-1 0 0 0,-1 1 0 0 0,1-1 0 0 0,-1 1 0 0 0,1 0 0 0 0,-1 0 0 0 0,1 0 0 0 0,-1 0 1 0 0,0 0-1 0 0,1 0 0 0 0,-1 0 0 0 0,0 0 0 0 0,0 1 0 0 0,0-1 0 0 0,0 0 0 0 0,0 1 0 0 0,0-1 0 0 0,0 1 0 0 0,0-1 0 0 0,-1 1 0 0 0,1-1 0 0 0,-1 1 0 0 0,1-1 0 0 0,-1 1 0 0 0,1 0 0 0 0,-1 3 1 0 0,2 6-4 0 0,0 1 0 0 0,-2 0 0 0 0,1 0 0 0 0,-2 12 1 0 0,1-20 1 0 0,-4 48-26 0 0,-14 63 0 0 0,1-9-1141 0 0,21-89-197 0 0</inkml:trace>
   <inkml:trace contextRef="#ctx0" brushRef="#br0" timeOffset="69877.84">14515 2638 0 0 0,'4'-15'3148'0'0,"-5"18"-2863"0"0,-3 8-155 0 0,1 0 1 0 0,1 0 0 0 0,0 0 0 0 0,0 1-1 0 0,1 12 1 0 0,-4 23 2 0 0,-10 101-727 0 0,10-83-736 0 0,-4-23-164 0 0,9-39 888 0 0</inkml:trace>
-  <inkml:trace contextRef="#ctx0" brushRef="#br0" timeOffset="70223.43">14384 2758 0 0 0,'3'-3'517'0'0,"0"1"-433"0"0,-1 0 0 0 0,1 0 0 0 0,0 1 0 0 0,0-1 0 0 0,1 1 1 0 0,-1-1-1 0 0,0 1 0 0 0,0 0 0 0 0,1 0 0 0 0,-1 0 0 0 0,1 1 0 0 0,6-1 1 0 0,-1 1-3 0 0,1 1 1 0 0,0 0 0 0 0,16 4 0 0 0,-10-2-159 0 0,0-2-1 0 0,1 0 1 0 0,-1-1 0 0 0,1-1-1 0 0,-1 0 1 0 0,0-1 0 0 0,18-5-1 0 0,-26 5 47 0 0,-2 1 49 0 0,0-1 0 0 0,-1 0 1 0 0,0-1-1 0 0,1 1 1 0 0,-1-1-1 0 0,0 0 0 0 0,-1 0 1 0 0,1-1-1 0 0,0 1 1 0 0,-1-1-1 0 0,0 0 0 0 0,0 0 1 0 0,4-6-1 0 0,-6 9 45 0 0,-1-1 158 0 0,1-7 885 0 0,-3 17-805 0 0,-1-2-290 0 0,1 0 0 0 0,1 0 0 0 0,-1 0 0 0 0,1 0-1 0 0,0 0 1 0 0,1 9 0 0 0,-1 13 10 0 0,-5 38-212 0 0,3 1 0 0 0,11 104-1 0 0,-5-157-1104 0 0</inkml:trace>
-  <inkml:trace contextRef="#ctx0" brushRef="#br0" timeOffset="70425.54">14837 2522 0 0 0,'0'-22'3296'0'0,"-2"24"-3128"0"0,-1 3-159 0 0,0-1 0 0 0,1 1 0 0 0,0 0 0 0 0,0-1 0 0 0,0 1-1 0 0,1 0 1 0 0,0 0 0 0 0,0 0 0 0 0,0 0 0 0 0,0 1 0 0 0,1-1-1 0 0,0 6 1 0 0,-1 8-382 0 0,1 1 0 0 0,4 21 0 0 0,8 3-987 0 0,-8-31 586 0 0</inkml:trace>
+  <inkml:trace contextRef="#ctx0" brushRef="#br0" timeOffset="70223.42">14384 2758 0 0 0,'3'-3'517'0'0,"0"1"-433"0"0,-1 0 0 0 0,1 0 0 0 0,0 1 0 0 0,0-1 0 0 0,1 1 1 0 0,-1-1-1 0 0,0 1 0 0 0,0 0 0 0 0,1 0 0 0 0,-1 0 0 0 0,1 1 0 0 0,6-1 1 0 0,-1 1-3 0 0,1 1 1 0 0,0 0 0 0 0,16 4 0 0 0,-10-2-159 0 0,0-2-1 0 0,1 0 1 0 0,-1-1 0 0 0,1-1-1 0 0,-1 0 1 0 0,0-1 0 0 0,18-5-1 0 0,-26 5 47 0 0,-2 1 49 0 0,0-1 0 0 0,-1 0 1 0 0,0-1-1 0 0,1 1 1 0 0,-1-1-1 0 0,0 0 0 0 0,-1 0 1 0 0,1-1-1 0 0,0 1 1 0 0,-1-1-1 0 0,0 0 0 0 0,0 0 1 0 0,4-6-1 0 0,-6 9 45 0 0,-1-1 158 0 0,1-7 885 0 0,-3 17-805 0 0,-1-2-290 0 0,1 0 0 0 0,1 0 0 0 0,-1 0 0 0 0,1 0-1 0 0,0 0 1 0 0,1 9 0 0 0,-1 13 10 0 0,-5 38-212 0 0,3 1 0 0 0,11 104-1 0 0,-5-157-1104 0 0</inkml:trace>
+  <inkml:trace contextRef="#ctx0" brushRef="#br0" timeOffset="70425.53">14837 2522 0 0 0,'0'-22'3296'0'0,"-2"24"-3128"0"0,-1 3-159 0 0,0-1 0 0 0,1 1 0 0 0,0 0 0 0 0,0-1 0 0 0,0 1-1 0 0,1 0 1 0 0,0 0 0 0 0,0 0 0 0 0,0 0 0 0 0,0 1 0 0 0,1-1-1 0 0,0 6 1 0 0,-1 8-382 0 0,1 1 0 0 0,4 21 0 0 0,8 3-987 0 0,-8-31 586 0 0</inkml:trace>
   <inkml:trace contextRef="#ctx0" brushRef="#br0" timeOffset="70613.3">15071 2564 0 0 0,'0'0'1025'0'0,"0"3"-462"0"0,5 38-54 0 0,-2 0-1 0 0,-2 1 1 0 0,-7 65-1 0 0,0 19-1202 0 0,14-61-831 0 0,-6-46 448 0 0</inkml:trace>
   <inkml:trace contextRef="#ctx0" brushRef="#br0" timeOffset="71042.38">15338 2794 0 0 0,'-1'-2'704'0'0,"-8"-11"1403"0"0,40 27-2014 0 0,-24-11-86 0 0,0-1 0 0 0,0 0 0 0 0,0 0 0 0 0,1 0 0 0 0,-1-1 0 0 0,1 0 1 0 0,-1 0-1 0 0,13-1 0 0 0,-14 0-6 0 0,1-1 0 0 0,-1 0 1 0 0,1 0-1 0 0,-1-1 0 0 0,0 0 1 0 0,7-2-1 0 0,-11 2 1 0 0,0 1-1 0 0,1 0 1 0 0,-1-1 0 0 0,0 1-1 0 0,0-1 1 0 0,0 1 0 0 0,0-1 0 0 0,0 0-1 0 0,0 0 1 0 0,0 0 0 0 0,-1 0-1 0 0,1-1 1 0 0,-1 1 0 0 0,1 0 0 0 0,-1 0-1 0 0,0-1 1 0 0,0 1 0 0 0,0-1-1 0 0,0 1 1 0 0,0-5 0 0 0,0 4 20 0 0,-1 0 1 0 0,1 0-1 0 0,-1 0 1 0 0,0 0-1 0 0,0 0 1 0 0,0 0-1 0 0,-1 0 0 0 0,1 0 1 0 0,-1 0-1 0 0,1 0 1 0 0,-1 1-1 0 0,0-1 1 0 0,0 0-1 0 0,-1 0 1 0 0,1 0-1 0 0,0 1 1 0 0,-1-1-1 0 0,0 1 1 0 0,1-1-1 0 0,-1 1 1 0 0,0 0-1 0 0,0 0 0 0 0,0 0 1 0 0,-1 0-1 0 0,1 0 1 0 0,-3-2-1 0 0,-1 1 10 0 0,1 0 1 0 0,-1 0-1 0 0,1 0 0 0 0,-1 1 0 0 0,0 0 0 0 0,0 0 1 0 0,0 0-1 0 0,0 1 0 0 0,0 0 0 0 0,0 0 0 0 0,-10 0 0 0 0,12 2-29 0 0,0-1 0 0 0,-1 1-1 0 0,1 0 1 0 0,-1 0-1 0 0,1 1 1 0 0,0-1 0 0 0,0 1-1 0 0,0 0 1 0 0,0 0 0 0 0,0 0-1 0 0,0 1 1 0 0,-6 5-1 0 0,-35 36 29 0 0,31-26-24 0 0,0 1 0 0 0,1 1 0 0 0,1 0 0 0 0,0 0 0 0 0,-9 27 0 0 0,15-32-21 0 0,0 1 1 0 0,1-1-1 0 0,1 1 1 0 0,1 0-1 0 0,0 0 1 0 0,1 0-1 0 0,1 1 1 0 0,1 19-1 0 0,0-32 6 0 0,0-1 1 0 0,0 0-1 0 0,1 1 1 0 0,0-1-1 0 0,0 0 0 0 0,0 0 1 0 0,0 0-1 0 0,0 0 1 0 0,0 0-1 0 0,1 0 0 0 0,0 0 1 0 0,-1 0-1 0 0,1 0 0 0 0,0-1 1 0 0,0 1-1 0 0,1-1 1 0 0,3 4-1 0 0,-2-3 3 0 0,0-1-1 0 0,0 1 1 0 0,0-1 0 0 0,0 0-1 0 0,1 0 1 0 0,-1 0 0 0 0,1-1 0 0 0,-1 0-1 0 0,1 0 1 0 0,9 1 0 0 0,2-1 3 0 0,0-1 0 0 0,0-1 1 0 0,0-1-1 0 0,0 0 1 0 0,0-1-1 0 0,18-5 0 0 0,20-9-559 0 0,0-2 0 0 0,77-39-1 0 0,-65 24-1211 0 0</inkml:trace>
 </inkml:ink>
